--- a/лр5/лр5.docx
+++ b/лр5/лр5.docx
@@ -273,9 +273,8 @@
           <w:sz w:val="28"/>
           <w:szCs w:val="28"/>
         </w:rPr>
-        <w:t>«</w:t>
-      </w:r>
-      <w:proofErr w:type="gramStart"/>
+        <w:t>«СЕВЕРО-КАВКАЗСКИЙ</w:t>
+      </w:r>
       <w:r>
         <w:rPr>
           <w:rFonts w:ascii="Times New Roman" w:hAnsi="Times New Roman" w:cs="Times New Roman"/>
@@ -283,7 +282,7 @@
           <w:sz w:val="28"/>
           <w:szCs w:val="28"/>
         </w:rPr>
-        <w:t>СЕВЕРО-КАВКАЗСКИЙ</w:t>
+        <w:t xml:space="preserve"> </w:t>
       </w:r>
       <w:r>
         <w:rPr>
@@ -292,18 +291,8 @@
           <w:sz w:val="28"/>
           <w:szCs w:val="28"/>
         </w:rPr>
-        <w:t xml:space="preserve"> </w:t>
-      </w:r>
-      <w:r>
-        <w:rPr>
-          <w:rFonts w:ascii="Times New Roman" w:hAnsi="Times New Roman" w:cs="Times New Roman"/>
-          <w:bCs/>
-          <w:sz w:val="28"/>
-          <w:szCs w:val="28"/>
-        </w:rPr>
         <w:t>ФЕДЕРАЛЬНЫЙ</w:t>
       </w:r>
-      <w:proofErr w:type="gramEnd"/>
       <w:r>
         <w:rPr>
           <w:rFonts w:ascii="Times New Roman" w:hAnsi="Times New Roman" w:cs="Times New Roman"/>
@@ -3277,45 +3266,24 @@
     </w:p>
     <w:tbl>
       <w:tblPr>
-        <w:tblW w:w="11280" w:type="dxa"/>
-        <w:jc w:val="center"/>
-        <w:tblCellMar>
-          <w:top w:w="15" w:type="dxa"/>
-          <w:left w:w="15" w:type="dxa"/>
-          <w:bottom w:w="15" w:type="dxa"/>
-          <w:right w:w="15" w:type="dxa"/>
-        </w:tblCellMar>
+        <w:tblStyle w:val="a3"/>
+        <w:tblW w:w="0" w:type="auto"/>
         <w:tblLook w:val="04A0" w:firstRow="1" w:lastRow="0" w:firstColumn="1" w:lastColumn="0" w:noHBand="0" w:noVBand="1"/>
       </w:tblPr>
       <w:tblGrid>
-        <w:gridCol w:w="1969"/>
-        <w:gridCol w:w="7035"/>
-        <w:gridCol w:w="2276"/>
+        <w:gridCol w:w="1980"/>
+        <w:gridCol w:w="5386"/>
+        <w:gridCol w:w="1979"/>
       </w:tblGrid>
       <w:tr>
-        <w:trPr>
-          <w:tblHeader/>
-          <w:jc w:val="center"/>
-        </w:trPr>
         <w:tc>
           <w:tcPr>
-            <w:tcW w:w="0" w:type="auto"/>
-            <w:tcBorders>
-              <w:top w:val="nil"/>
-            </w:tcBorders>
-            <w:tcMar>
-              <w:top w:w="150" w:type="dxa"/>
-              <w:left w:w="0" w:type="dxa"/>
-              <w:bottom w:w="150" w:type="dxa"/>
-              <w:right w:w="240" w:type="dxa"/>
-            </w:tcMar>
-            <w:vAlign w:val="center"/>
-            <w:hideMark/>
+            <w:tcW w:w="1980" w:type="dxa"/>
           </w:tcPr>
           <w:p>
             <w:pPr>
-              <w:spacing w:after="0" w:line="360" w:lineRule="auto"/>
-              <w:jc w:val="both"/>
+              <w:spacing w:line="360" w:lineRule="auto"/>
+              <w:jc w:val="center"/>
               <w:rPr>
                 <w:rFonts w:ascii="Times New Roman" w:hAnsi="Times New Roman" w:cs="Times New Roman"/>
                 <w:sz w:val="28"/>
@@ -3334,23 +3302,12 @@
         </w:tc>
         <w:tc>
           <w:tcPr>
-            <w:tcW w:w="0" w:type="auto"/>
-            <w:tcBorders>
-              <w:top w:val="nil"/>
-            </w:tcBorders>
-            <w:tcMar>
-              <w:top w:w="150" w:type="dxa"/>
-              <w:left w:w="240" w:type="dxa"/>
-              <w:bottom w:w="150" w:type="dxa"/>
-              <w:right w:w="240" w:type="dxa"/>
-            </w:tcMar>
-            <w:vAlign w:val="center"/>
-            <w:hideMark/>
+            <w:tcW w:w="5386" w:type="dxa"/>
           </w:tcPr>
           <w:p>
             <w:pPr>
-              <w:spacing w:after="0" w:line="360" w:lineRule="auto"/>
-              <w:jc w:val="both"/>
+              <w:spacing w:line="360" w:lineRule="auto"/>
+              <w:jc w:val="center"/>
               <w:rPr>
                 <w:rFonts w:ascii="Times New Roman" w:hAnsi="Times New Roman" w:cs="Times New Roman"/>
                 <w:sz w:val="28"/>
@@ -3369,23 +3326,12 @@
         </w:tc>
         <w:tc>
           <w:tcPr>
-            <w:tcW w:w="0" w:type="auto"/>
-            <w:tcBorders>
-              <w:top w:val="nil"/>
-            </w:tcBorders>
-            <w:tcMar>
-              <w:top w:w="150" w:type="dxa"/>
-              <w:left w:w="240" w:type="dxa"/>
-              <w:bottom w:w="150" w:type="dxa"/>
-              <w:right w:w="240" w:type="dxa"/>
-            </w:tcMar>
-            <w:vAlign w:val="center"/>
-            <w:hideMark/>
+            <w:tcW w:w="1979" w:type="dxa"/>
           </w:tcPr>
           <w:p>
             <w:pPr>
-              <w:spacing w:after="0" w:line="360" w:lineRule="auto"/>
-              <w:jc w:val="both"/>
+              <w:spacing w:line="360" w:lineRule="auto"/>
+              <w:jc w:val="center"/>
               <w:rPr>
                 <w:rFonts w:ascii="Times New Roman" w:hAnsi="Times New Roman" w:cs="Times New Roman"/>
                 <w:sz w:val="28"/>
@@ -3399,30 +3345,172 @@
                 <w:szCs w:val="28"/>
               </w:rPr>
               <w:t>Сложность</w:t>
+            </w:r>
+          </w:p>
+        </w:tc>
+      </w:tr>
+      <w:tr>
+        <w:tc>
+          <w:tcPr>
+            <w:tcW w:w="1980" w:type="dxa"/>
+          </w:tcPr>
+          <w:p>
+            <w:pPr>
+              <w:spacing w:line="360" w:lineRule="auto"/>
+              <w:jc w:val="center"/>
+              <w:rPr>
+                <w:rFonts w:ascii="Times New Roman" w:hAnsi="Times New Roman" w:cs="Times New Roman"/>
+                <w:sz w:val="28"/>
+                <w:szCs w:val="28"/>
+              </w:rPr>
+            </w:pPr>
+            <w:proofErr w:type="spellStart"/>
+            <w:r>
+              <w:rPr>
+                <w:rFonts w:ascii="Times New Roman" w:hAnsi="Times New Roman" w:cs="Times New Roman"/>
+                <w:sz w:val="28"/>
+                <w:szCs w:val="28"/>
+              </w:rPr>
+              <w:t>push</w:t>
+            </w:r>
+            <w:proofErr w:type="spellEnd"/>
+            <w:r>
+              <w:rPr>
+                <w:rFonts w:ascii="Times New Roman" w:hAnsi="Times New Roman" w:cs="Times New Roman"/>
+                <w:sz w:val="28"/>
+                <w:szCs w:val="28"/>
+              </w:rPr>
+              <w:t>(</w:t>
+            </w:r>
+            <w:proofErr w:type="spellStart"/>
+            <w:r>
+              <w:rPr>
+                <w:rFonts w:ascii="Times New Roman" w:hAnsi="Times New Roman" w:cs="Times New Roman"/>
+                <w:sz w:val="28"/>
+                <w:szCs w:val="28"/>
+              </w:rPr>
+              <w:t>value</w:t>
+            </w:r>
+            <w:proofErr w:type="spellEnd"/>
+            <w:r>
+              <w:rPr>
+                <w:rFonts w:ascii="Times New Roman" w:hAnsi="Times New Roman" w:cs="Times New Roman"/>
+                <w:sz w:val="28"/>
+                <w:szCs w:val="28"/>
+              </w:rPr>
+              <w:t>)</w:t>
+            </w:r>
+          </w:p>
+        </w:tc>
+        <w:tc>
+          <w:tcPr>
+            <w:tcW w:w="5386" w:type="dxa"/>
+          </w:tcPr>
+          <w:p>
+            <w:pPr>
+              <w:spacing w:line="360" w:lineRule="auto"/>
+              <w:jc w:val="center"/>
+              <w:rPr>
+                <w:rFonts w:ascii="Times New Roman" w:hAnsi="Times New Roman" w:cs="Times New Roman"/>
+                <w:sz w:val="28"/>
+                <w:szCs w:val="28"/>
+              </w:rPr>
+            </w:pPr>
+            <w:r>
+              <w:rPr>
+                <w:rFonts w:ascii="Times New Roman" w:hAnsi="Times New Roman" w:cs="Times New Roman"/>
+                <w:sz w:val="28"/>
+                <w:szCs w:val="28"/>
+              </w:rPr>
+              <w:t>Добавляет</w:t>
+            </w:r>
+            <w:r>
+              <w:rPr>
+                <w:rFonts w:ascii="Times New Roman" w:hAnsi="Times New Roman" w:cs="Times New Roman"/>
+                <w:sz w:val="28"/>
+                <w:szCs w:val="28"/>
+              </w:rPr>
+              <w:t xml:space="preserve"> </w:t>
+            </w:r>
+            <w:r>
+              <w:rPr>
+                <w:rFonts w:ascii="Times New Roman" w:hAnsi="Times New Roman" w:cs="Times New Roman"/>
+                <w:sz w:val="28"/>
+                <w:szCs w:val="28"/>
+              </w:rPr>
+              <w:t>элемент</w:t>
+            </w:r>
+            <w:r>
+              <w:rPr>
+                <w:rFonts w:ascii="Times New Roman" w:hAnsi="Times New Roman" w:cs="Times New Roman"/>
+                <w:sz w:val="28"/>
+                <w:szCs w:val="28"/>
+              </w:rPr>
+              <w:t xml:space="preserve"> </w:t>
+            </w:r>
+            <w:r>
+              <w:rPr>
+                <w:rFonts w:ascii="Times New Roman" w:hAnsi="Times New Roman" w:cs="Times New Roman"/>
+                <w:sz w:val="28"/>
+                <w:szCs w:val="28"/>
+              </w:rPr>
+              <w:t>на</w:t>
+            </w:r>
+            <w:r>
+              <w:rPr>
+                <w:rFonts w:ascii="Times New Roman" w:hAnsi="Times New Roman" w:cs="Times New Roman"/>
+                <w:sz w:val="28"/>
+                <w:szCs w:val="28"/>
+              </w:rPr>
+              <w:t xml:space="preserve"> </w:t>
+            </w:r>
+            <w:r>
+              <w:rPr>
+                <w:rFonts w:ascii="Times New Roman" w:hAnsi="Times New Roman" w:cs="Times New Roman"/>
+                <w:sz w:val="28"/>
+                <w:szCs w:val="28"/>
+              </w:rPr>
+              <w:t>вершину</w:t>
+            </w:r>
+          </w:p>
+        </w:tc>
+        <w:tc>
+          <w:tcPr>
+            <w:tcW w:w="1979" w:type="dxa"/>
+          </w:tcPr>
+          <w:p>
+            <w:pPr>
+              <w:spacing w:line="360" w:lineRule="auto"/>
+              <w:jc w:val="center"/>
+              <w:rPr>
+                <w:rFonts w:ascii="Times New Roman" w:hAnsi="Times New Roman" w:cs="Times New Roman"/>
+                <w:sz w:val="28"/>
+                <w:szCs w:val="28"/>
+              </w:rPr>
+            </w:pPr>
+            <w:r>
+              <w:rPr>
+                <w:rFonts w:ascii="Times New Roman" w:hAnsi="Times New Roman" w:cs="Times New Roman"/>
+                <w:sz w:val="28"/>
+                <w:szCs w:val="28"/>
+              </w:rPr>
+              <w:t>O(1)</w:t>
             </w:r>
           </w:p>
         </w:tc>
       </w:tr>
       <w:tr>
         <w:trPr>
-          <w:jc w:val="center"/>
+          <w:trHeight w:val="565"/>
         </w:trPr>
         <w:tc>
           <w:tcPr>
-            <w:tcW w:w="0" w:type="auto"/>
-            <w:tcMar>
-              <w:top w:w="150" w:type="dxa"/>
-              <w:left w:w="0" w:type="dxa"/>
-              <w:bottom w:w="150" w:type="dxa"/>
-              <w:right w:w="240" w:type="dxa"/>
-            </w:tcMar>
-            <w:vAlign w:val="center"/>
-            <w:hideMark/>
+            <w:tcW w:w="1980" w:type="dxa"/>
           </w:tcPr>
           <w:p>
             <w:pPr>
-              <w:spacing w:after="0" w:line="360" w:lineRule="auto"/>
-              <w:jc w:val="both"/>
+              <w:spacing w:line="360" w:lineRule="auto"/>
+              <w:jc w:val="center"/>
               <w:rPr>
                 <w:rFonts w:ascii="Times New Roman" w:hAnsi="Times New Roman" w:cs="Times New Roman"/>
                 <w:sz w:val="28"/>
@@ -3436,7 +3524,7 @@
                 <w:sz w:val="28"/>
                 <w:szCs w:val="28"/>
               </w:rPr>
-              <w:t>push</w:t>
+              <w:t>pop</w:t>
             </w:r>
             <w:proofErr w:type="spellEnd"/>
             <w:r>
@@ -3445,44 +3533,18 @@
                 <w:sz w:val="28"/>
                 <w:szCs w:val="28"/>
               </w:rPr>
-              <w:t>(</w:t>
-            </w:r>
-            <w:proofErr w:type="spellStart"/>
-            <w:r>
-              <w:rPr>
-                <w:rFonts w:ascii="Times New Roman" w:hAnsi="Times New Roman" w:cs="Times New Roman"/>
-                <w:sz w:val="28"/>
-                <w:szCs w:val="28"/>
-              </w:rPr>
-              <w:t>value</w:t>
-            </w:r>
-            <w:proofErr w:type="spellEnd"/>
-            <w:r>
-              <w:rPr>
-                <w:rFonts w:ascii="Times New Roman" w:hAnsi="Times New Roman" w:cs="Times New Roman"/>
-                <w:sz w:val="28"/>
-                <w:szCs w:val="28"/>
-              </w:rPr>
-              <w:t>)</w:t>
+              <w:t>()</w:t>
             </w:r>
           </w:p>
         </w:tc>
         <w:tc>
           <w:tcPr>
-            <w:tcW w:w="0" w:type="auto"/>
-            <w:tcMar>
-              <w:top w:w="150" w:type="dxa"/>
-              <w:left w:w="240" w:type="dxa"/>
-              <w:bottom w:w="150" w:type="dxa"/>
-              <w:right w:w="240" w:type="dxa"/>
-            </w:tcMar>
-            <w:vAlign w:val="center"/>
-            <w:hideMark/>
+            <w:tcW w:w="5386" w:type="dxa"/>
           </w:tcPr>
           <w:p>
             <w:pPr>
-              <w:spacing w:after="0" w:line="360" w:lineRule="auto"/>
-              <w:jc w:val="both"/>
+              <w:spacing w:line="360" w:lineRule="auto"/>
+              <w:jc w:val="center"/>
               <w:rPr>
                 <w:rFonts w:ascii="Times New Roman" w:hAnsi="Times New Roman" w:cs="Times New Roman"/>
                 <w:sz w:val="28"/>
@@ -3495,7 +3557,7 @@
                 <w:sz w:val="28"/>
                 <w:szCs w:val="28"/>
               </w:rPr>
-              <w:t>Добавляет</w:t>
+              <w:t>Удаляет</w:t>
             </w:r>
             <w:r>
               <w:rPr>
@@ -3511,58 +3573,66 @@
                 <w:sz w:val="28"/>
                 <w:szCs w:val="28"/>
               </w:rPr>
+              <w:t>и</w:t>
+            </w:r>
+            <w:r>
+              <w:rPr>
+                <w:rFonts w:ascii="Times New Roman" w:hAnsi="Times New Roman" w:cs="Times New Roman"/>
+                <w:sz w:val="28"/>
+                <w:szCs w:val="28"/>
+              </w:rPr>
+              <w:t xml:space="preserve"> </w:t>
+            </w:r>
+            <w:r>
+              <w:rPr>
+                <w:rFonts w:ascii="Times New Roman" w:hAnsi="Times New Roman" w:cs="Times New Roman"/>
+                <w:sz w:val="28"/>
+                <w:szCs w:val="28"/>
+              </w:rPr>
+              <w:t>возвращает</w:t>
+            </w:r>
+            <w:r>
+              <w:rPr>
+                <w:rFonts w:ascii="Times New Roman" w:hAnsi="Times New Roman" w:cs="Times New Roman"/>
+                <w:sz w:val="28"/>
+                <w:szCs w:val="28"/>
+              </w:rPr>
+              <w:t xml:space="preserve"> </w:t>
+            </w:r>
+            <w:r>
+              <w:rPr>
+                <w:rFonts w:ascii="Times New Roman" w:hAnsi="Times New Roman" w:cs="Times New Roman"/>
+                <w:sz w:val="28"/>
+                <w:szCs w:val="28"/>
+              </w:rPr>
+              <w:t>верхний</w:t>
+            </w:r>
+            <w:r>
+              <w:rPr>
+                <w:rFonts w:ascii="Times New Roman" w:hAnsi="Times New Roman" w:cs="Times New Roman"/>
+                <w:sz w:val="28"/>
+                <w:szCs w:val="28"/>
+              </w:rPr>
+              <w:t xml:space="preserve"> </w:t>
+            </w:r>
+            <w:r>
+              <w:rPr>
+                <w:rFonts w:ascii="Times New Roman" w:hAnsi="Times New Roman" w:cs="Times New Roman"/>
+                <w:sz w:val="28"/>
+                <w:szCs w:val="28"/>
+              </w:rPr>
               <w:t>элемент</w:t>
-            </w:r>
-            <w:r>
-              <w:rPr>
-                <w:rFonts w:ascii="Times New Roman" w:hAnsi="Times New Roman" w:cs="Times New Roman"/>
-                <w:sz w:val="28"/>
-                <w:szCs w:val="28"/>
-              </w:rPr>
-              <w:t xml:space="preserve"> </w:t>
-            </w:r>
-            <w:r>
-              <w:rPr>
-                <w:rFonts w:ascii="Times New Roman" w:hAnsi="Times New Roman" w:cs="Times New Roman"/>
-                <w:sz w:val="28"/>
-                <w:szCs w:val="28"/>
-              </w:rPr>
-              <w:t>на</w:t>
-            </w:r>
-            <w:r>
-              <w:rPr>
-                <w:rFonts w:ascii="Times New Roman" w:hAnsi="Times New Roman" w:cs="Times New Roman"/>
-                <w:sz w:val="28"/>
-                <w:szCs w:val="28"/>
-              </w:rPr>
-              <w:t xml:space="preserve"> </w:t>
-            </w:r>
-            <w:r>
-              <w:rPr>
-                <w:rFonts w:ascii="Times New Roman" w:hAnsi="Times New Roman" w:cs="Times New Roman"/>
-                <w:sz w:val="28"/>
-                <w:szCs w:val="28"/>
-              </w:rPr>
-              <w:t>вершину</w:t>
             </w:r>
           </w:p>
         </w:tc>
         <w:tc>
           <w:tcPr>
-            <w:tcW w:w="0" w:type="auto"/>
-            <w:tcMar>
-              <w:top w:w="150" w:type="dxa"/>
-              <w:left w:w="240" w:type="dxa"/>
-              <w:bottom w:w="150" w:type="dxa"/>
-              <w:right w:w="0" w:type="dxa"/>
-            </w:tcMar>
-            <w:vAlign w:val="center"/>
-            <w:hideMark/>
+            <w:tcW w:w="1979" w:type="dxa"/>
           </w:tcPr>
           <w:p>
             <w:pPr>
-              <w:spacing w:after="0" w:line="360" w:lineRule="auto"/>
-              <w:jc w:val="both"/>
+              <w:spacing w:line="360" w:lineRule="auto"/>
+              <w:jc w:val="center"/>
               <w:rPr>
                 <w:rFonts w:ascii="Times New Roman" w:hAnsi="Times New Roman" w:cs="Times New Roman"/>
                 <w:sz w:val="28"/>
@@ -3581,25 +3651,14 @@
         </w:tc>
       </w:tr>
       <w:tr>
-        <w:trPr>
-          <w:jc w:val="center"/>
-        </w:trPr>
         <w:tc>
           <w:tcPr>
-            <w:tcW w:w="0" w:type="auto"/>
-            <w:tcMar>
-              <w:top w:w="150" w:type="dxa"/>
-              <w:left w:w="0" w:type="dxa"/>
-              <w:bottom w:w="150" w:type="dxa"/>
-              <w:right w:w="240" w:type="dxa"/>
-            </w:tcMar>
-            <w:vAlign w:val="center"/>
-            <w:hideMark/>
+            <w:tcW w:w="1980" w:type="dxa"/>
           </w:tcPr>
           <w:p>
             <w:pPr>
-              <w:spacing w:after="0" w:line="360" w:lineRule="auto"/>
-              <w:jc w:val="both"/>
+              <w:spacing w:line="360" w:lineRule="auto"/>
+              <w:jc w:val="center"/>
               <w:rPr>
                 <w:rFonts w:ascii="Times New Roman" w:hAnsi="Times New Roman" w:cs="Times New Roman"/>
                 <w:sz w:val="28"/>
@@ -3613,7 +3672,7 @@
                 <w:sz w:val="28"/>
                 <w:szCs w:val="28"/>
               </w:rPr>
-              <w:t>pop</w:t>
+              <w:t>top</w:t>
             </w:r>
             <w:proofErr w:type="spellEnd"/>
             <w:r>
@@ -3628,20 +3687,12 @@
         </w:tc>
         <w:tc>
           <w:tcPr>
-            <w:tcW w:w="0" w:type="auto"/>
-            <w:tcMar>
-              <w:top w:w="150" w:type="dxa"/>
-              <w:left w:w="240" w:type="dxa"/>
-              <w:bottom w:w="150" w:type="dxa"/>
-              <w:right w:w="240" w:type="dxa"/>
-            </w:tcMar>
-            <w:vAlign w:val="center"/>
-            <w:hideMark/>
+            <w:tcW w:w="5386" w:type="dxa"/>
           </w:tcPr>
           <w:p>
             <w:pPr>
-              <w:spacing w:after="0" w:line="360" w:lineRule="auto"/>
-              <w:jc w:val="both"/>
+              <w:spacing w:line="360" w:lineRule="auto"/>
+              <w:jc w:val="center"/>
               <w:rPr>
                 <w:rFonts w:ascii="Times New Roman" w:hAnsi="Times New Roman" w:cs="Times New Roman"/>
                 <w:sz w:val="28"/>
@@ -3654,7 +3705,7 @@
                 <w:sz w:val="28"/>
                 <w:szCs w:val="28"/>
               </w:rPr>
-              <w:t>Удаляет</w:t>
+              <w:t>Возвращает</w:t>
             </w:r>
             <w:r>
               <w:rPr>
@@ -3670,7 +3721,7 @@
                 <w:sz w:val="28"/>
                 <w:szCs w:val="28"/>
               </w:rPr>
-              <w:t>и</w:t>
+              <w:t>верхний</w:t>
             </w:r>
             <w:r>
               <w:rPr>
@@ -3686,7 +3737,7 @@
                 <w:sz w:val="28"/>
                 <w:szCs w:val="28"/>
               </w:rPr>
-              <w:t>возвращает</w:t>
+              <w:t>элемент</w:t>
             </w:r>
             <w:r>
               <w:rPr>
@@ -3702,7 +3753,7 @@
                 <w:sz w:val="28"/>
                 <w:szCs w:val="28"/>
               </w:rPr>
-              <w:t>верхний</w:t>
+              <w:t>без</w:t>
             </w:r>
             <w:r>
               <w:rPr>
@@ -3718,26 +3769,18 @@
                 <w:sz w:val="28"/>
                 <w:szCs w:val="28"/>
               </w:rPr>
-              <w:t>элемент</w:t>
+              <w:t>удаления</w:t>
             </w:r>
           </w:p>
         </w:tc>
         <w:tc>
           <w:tcPr>
-            <w:tcW w:w="0" w:type="auto"/>
-            <w:tcMar>
-              <w:top w:w="150" w:type="dxa"/>
-              <w:left w:w="240" w:type="dxa"/>
-              <w:bottom w:w="150" w:type="dxa"/>
-              <w:right w:w="0" w:type="dxa"/>
-            </w:tcMar>
-            <w:vAlign w:val="center"/>
-            <w:hideMark/>
+            <w:tcW w:w="1979" w:type="dxa"/>
           </w:tcPr>
           <w:p>
             <w:pPr>
-              <w:spacing w:after="0" w:line="360" w:lineRule="auto"/>
-              <w:jc w:val="both"/>
+              <w:spacing w:line="360" w:lineRule="auto"/>
+              <w:jc w:val="center"/>
               <w:rPr>
                 <w:rFonts w:ascii="Times New Roman" w:hAnsi="Times New Roman" w:cs="Times New Roman"/>
                 <w:sz w:val="28"/>
@@ -3756,25 +3799,14 @@
         </w:tc>
       </w:tr>
       <w:tr>
-        <w:trPr>
-          <w:jc w:val="center"/>
-        </w:trPr>
         <w:tc>
           <w:tcPr>
-            <w:tcW w:w="0" w:type="auto"/>
-            <w:tcMar>
-              <w:top w:w="150" w:type="dxa"/>
-              <w:left w:w="0" w:type="dxa"/>
-              <w:bottom w:w="150" w:type="dxa"/>
-              <w:right w:w="240" w:type="dxa"/>
-            </w:tcMar>
-            <w:vAlign w:val="center"/>
-            <w:hideMark/>
+            <w:tcW w:w="1980" w:type="dxa"/>
           </w:tcPr>
           <w:p>
             <w:pPr>
-              <w:spacing w:after="0" w:line="360" w:lineRule="auto"/>
-              <w:jc w:val="both"/>
+              <w:spacing w:line="360" w:lineRule="auto"/>
+              <w:jc w:val="center"/>
               <w:rPr>
                 <w:rFonts w:ascii="Times New Roman" w:hAnsi="Times New Roman" w:cs="Times New Roman"/>
                 <w:sz w:val="28"/>
@@ -3788,7 +3820,7 @@
                 <w:sz w:val="28"/>
                 <w:szCs w:val="28"/>
               </w:rPr>
-              <w:t>top</w:t>
+              <w:t>isEmpty</w:t>
             </w:r>
             <w:proofErr w:type="spellEnd"/>
             <w:r>
@@ -3803,20 +3835,12 @@
         </w:tc>
         <w:tc>
           <w:tcPr>
-            <w:tcW w:w="0" w:type="auto"/>
-            <w:tcMar>
-              <w:top w:w="150" w:type="dxa"/>
-              <w:left w:w="240" w:type="dxa"/>
-              <w:bottom w:w="150" w:type="dxa"/>
-              <w:right w:w="240" w:type="dxa"/>
-            </w:tcMar>
-            <w:vAlign w:val="center"/>
-            <w:hideMark/>
+            <w:tcW w:w="5386" w:type="dxa"/>
           </w:tcPr>
           <w:p>
             <w:pPr>
-              <w:spacing w:after="0" w:line="360" w:lineRule="auto"/>
-              <w:jc w:val="both"/>
+              <w:spacing w:line="360" w:lineRule="auto"/>
+              <w:jc w:val="center"/>
               <w:rPr>
                 <w:rFonts w:ascii="Times New Roman" w:hAnsi="Times New Roman" w:cs="Times New Roman"/>
                 <w:sz w:val="28"/>
@@ -3829,7 +3853,7 @@
                 <w:sz w:val="28"/>
                 <w:szCs w:val="28"/>
               </w:rPr>
-              <w:t>Возвращает</w:t>
+              <w:t>Проверяет,</w:t>
             </w:r>
             <w:r>
               <w:rPr>
@@ -3845,7 +3869,7 @@
                 <w:sz w:val="28"/>
                 <w:szCs w:val="28"/>
               </w:rPr>
-              <w:t>верхний</w:t>
+              <w:t>пуст</w:t>
             </w:r>
             <w:r>
               <w:rPr>
@@ -3861,7 +3885,7 @@
                 <w:sz w:val="28"/>
                 <w:szCs w:val="28"/>
               </w:rPr>
-              <w:t>элемент</w:t>
+              <w:t>ли</w:t>
             </w:r>
             <w:r>
               <w:rPr>
@@ -3877,42 +3901,18 @@
                 <w:sz w:val="28"/>
                 <w:szCs w:val="28"/>
               </w:rPr>
-              <w:t>без</w:t>
-            </w:r>
-            <w:r>
-              <w:rPr>
-                <w:rFonts w:ascii="Times New Roman" w:hAnsi="Times New Roman" w:cs="Times New Roman"/>
-                <w:sz w:val="28"/>
-                <w:szCs w:val="28"/>
-              </w:rPr>
-              <w:t xml:space="preserve"> </w:t>
-            </w:r>
-            <w:r>
-              <w:rPr>
-                <w:rFonts w:ascii="Times New Roman" w:hAnsi="Times New Roman" w:cs="Times New Roman"/>
-                <w:sz w:val="28"/>
-                <w:szCs w:val="28"/>
-              </w:rPr>
-              <w:t>удаления</w:t>
+              <w:t>стек</w:t>
             </w:r>
           </w:p>
         </w:tc>
         <w:tc>
           <w:tcPr>
-            <w:tcW w:w="0" w:type="auto"/>
-            <w:tcMar>
-              <w:top w:w="150" w:type="dxa"/>
-              <w:left w:w="240" w:type="dxa"/>
-              <w:bottom w:w="150" w:type="dxa"/>
-              <w:right w:w="0" w:type="dxa"/>
-            </w:tcMar>
-            <w:vAlign w:val="center"/>
-            <w:hideMark/>
+            <w:tcW w:w="1979" w:type="dxa"/>
           </w:tcPr>
           <w:p>
             <w:pPr>
-              <w:spacing w:after="0" w:line="360" w:lineRule="auto"/>
-              <w:jc w:val="both"/>
+              <w:spacing w:line="360" w:lineRule="auto"/>
+              <w:jc w:val="center"/>
               <w:rPr>
                 <w:rFonts w:ascii="Times New Roman" w:hAnsi="Times New Roman" w:cs="Times New Roman"/>
                 <w:sz w:val="28"/>
@@ -3931,25 +3931,14 @@
         </w:tc>
       </w:tr>
       <w:tr>
-        <w:trPr>
-          <w:jc w:val="center"/>
-        </w:trPr>
         <w:tc>
           <w:tcPr>
-            <w:tcW w:w="0" w:type="auto"/>
-            <w:tcMar>
-              <w:top w:w="150" w:type="dxa"/>
-              <w:left w:w="0" w:type="dxa"/>
-              <w:bottom w:w="150" w:type="dxa"/>
-              <w:right w:w="240" w:type="dxa"/>
-            </w:tcMar>
-            <w:vAlign w:val="center"/>
-            <w:hideMark/>
+            <w:tcW w:w="1980" w:type="dxa"/>
           </w:tcPr>
           <w:p>
             <w:pPr>
-              <w:spacing w:after="0" w:line="360" w:lineRule="auto"/>
-              <w:jc w:val="both"/>
+              <w:spacing w:line="360" w:lineRule="auto"/>
+              <w:jc w:val="center"/>
               <w:rPr>
                 <w:rFonts w:ascii="Times New Roman" w:hAnsi="Times New Roman" w:cs="Times New Roman"/>
                 <w:sz w:val="28"/>
@@ -3963,7 +3952,7 @@
                 <w:sz w:val="28"/>
                 <w:szCs w:val="28"/>
               </w:rPr>
-              <w:t>isEmpty</w:t>
+              <w:t>size</w:t>
             </w:r>
             <w:proofErr w:type="spellEnd"/>
             <w:r>
@@ -3978,20 +3967,12 @@
         </w:tc>
         <w:tc>
           <w:tcPr>
-            <w:tcW w:w="0" w:type="auto"/>
-            <w:tcMar>
-              <w:top w:w="150" w:type="dxa"/>
-              <w:left w:w="240" w:type="dxa"/>
-              <w:bottom w:w="150" w:type="dxa"/>
-              <w:right w:w="240" w:type="dxa"/>
-            </w:tcMar>
-            <w:vAlign w:val="center"/>
-            <w:hideMark/>
+            <w:tcW w:w="5386" w:type="dxa"/>
           </w:tcPr>
           <w:p>
             <w:pPr>
-              <w:spacing w:after="0" w:line="360" w:lineRule="auto"/>
-              <w:jc w:val="both"/>
+              <w:spacing w:line="360" w:lineRule="auto"/>
+              <w:jc w:val="center"/>
               <w:rPr>
                 <w:rFonts w:ascii="Times New Roman" w:hAnsi="Times New Roman" w:cs="Times New Roman"/>
                 <w:sz w:val="28"/>
@@ -4004,7 +3985,7 @@
                 <w:sz w:val="28"/>
                 <w:szCs w:val="28"/>
               </w:rPr>
-              <w:t>Проверяет,</w:t>
+              <w:t>Возвращает</w:t>
             </w:r>
             <w:r>
               <w:rPr>
@@ -4020,7 +4001,7 @@
                 <w:sz w:val="28"/>
                 <w:szCs w:val="28"/>
               </w:rPr>
-              <w:t>пуст</w:t>
+              <w:t>количество</w:t>
             </w:r>
             <w:r>
               <w:rPr>
@@ -4036,185 +4017,18 @@
                 <w:sz w:val="28"/>
                 <w:szCs w:val="28"/>
               </w:rPr>
-              <w:t>ли</w:t>
-            </w:r>
-            <w:r>
-              <w:rPr>
-                <w:rFonts w:ascii="Times New Roman" w:hAnsi="Times New Roman" w:cs="Times New Roman"/>
-                <w:sz w:val="28"/>
-                <w:szCs w:val="28"/>
-              </w:rPr>
-              <w:t xml:space="preserve"> </w:t>
-            </w:r>
-            <w:r>
-              <w:rPr>
-                <w:rFonts w:ascii="Times New Roman" w:hAnsi="Times New Roman" w:cs="Times New Roman"/>
-                <w:sz w:val="28"/>
-                <w:szCs w:val="28"/>
-              </w:rPr>
-              <w:t>стек</w:t>
+              <w:t>элементов</w:t>
             </w:r>
           </w:p>
         </w:tc>
         <w:tc>
           <w:tcPr>
-            <w:tcW w:w="0" w:type="auto"/>
-            <w:tcMar>
-              <w:top w:w="150" w:type="dxa"/>
-              <w:left w:w="240" w:type="dxa"/>
-              <w:bottom w:w="150" w:type="dxa"/>
-              <w:right w:w="0" w:type="dxa"/>
-            </w:tcMar>
-            <w:vAlign w:val="center"/>
-            <w:hideMark/>
+            <w:tcW w:w="1979" w:type="dxa"/>
           </w:tcPr>
           <w:p>
             <w:pPr>
-              <w:spacing w:after="0" w:line="360" w:lineRule="auto"/>
-              <w:jc w:val="both"/>
-              <w:rPr>
-                <w:rFonts w:ascii="Times New Roman" w:hAnsi="Times New Roman" w:cs="Times New Roman"/>
-                <w:sz w:val="28"/>
-                <w:szCs w:val="28"/>
-              </w:rPr>
-            </w:pPr>
-            <w:r>
-              <w:rPr>
-                <w:rFonts w:ascii="Times New Roman" w:hAnsi="Times New Roman" w:cs="Times New Roman"/>
-                <w:sz w:val="28"/>
-                <w:szCs w:val="28"/>
-              </w:rPr>
-              <w:t>O(1)</w:t>
-            </w:r>
-          </w:p>
-        </w:tc>
-      </w:tr>
-      <w:tr>
-        <w:trPr>
-          <w:jc w:val="center"/>
-        </w:trPr>
-        <w:tc>
-          <w:tcPr>
-            <w:tcW w:w="0" w:type="auto"/>
-            <w:tcMar>
-              <w:top w:w="150" w:type="dxa"/>
-              <w:left w:w="0" w:type="dxa"/>
-              <w:bottom w:w="150" w:type="dxa"/>
-              <w:right w:w="240" w:type="dxa"/>
-            </w:tcMar>
-            <w:vAlign w:val="center"/>
-            <w:hideMark/>
-          </w:tcPr>
-          <w:p>
-            <w:pPr>
-              <w:spacing w:after="0" w:line="360" w:lineRule="auto"/>
-              <w:jc w:val="both"/>
-              <w:rPr>
-                <w:rFonts w:ascii="Times New Roman" w:hAnsi="Times New Roman" w:cs="Times New Roman"/>
-                <w:sz w:val="28"/>
-                <w:szCs w:val="28"/>
-              </w:rPr>
-            </w:pPr>
-            <w:proofErr w:type="spellStart"/>
-            <w:r>
-              <w:rPr>
-                <w:rFonts w:ascii="Times New Roman" w:hAnsi="Times New Roman" w:cs="Times New Roman"/>
-                <w:sz w:val="28"/>
-                <w:szCs w:val="28"/>
-              </w:rPr>
-              <w:t>size</w:t>
-            </w:r>
-            <w:proofErr w:type="spellEnd"/>
-            <w:r>
-              <w:rPr>
-                <w:rFonts w:ascii="Times New Roman" w:hAnsi="Times New Roman" w:cs="Times New Roman"/>
-                <w:sz w:val="28"/>
-                <w:szCs w:val="28"/>
-              </w:rPr>
-              <w:t>()</w:t>
-            </w:r>
-          </w:p>
-        </w:tc>
-        <w:tc>
-          <w:tcPr>
-            <w:tcW w:w="0" w:type="auto"/>
-            <w:tcMar>
-              <w:top w:w="150" w:type="dxa"/>
-              <w:left w:w="240" w:type="dxa"/>
-              <w:bottom w:w="150" w:type="dxa"/>
-              <w:right w:w="240" w:type="dxa"/>
-            </w:tcMar>
-            <w:vAlign w:val="center"/>
-            <w:hideMark/>
-          </w:tcPr>
-          <w:p>
-            <w:pPr>
-              <w:spacing w:after="0" w:line="360" w:lineRule="auto"/>
-              <w:jc w:val="both"/>
-              <w:rPr>
-                <w:rFonts w:ascii="Times New Roman" w:hAnsi="Times New Roman" w:cs="Times New Roman"/>
-                <w:sz w:val="28"/>
-                <w:szCs w:val="28"/>
-              </w:rPr>
-            </w:pPr>
-            <w:r>
-              <w:rPr>
-                <w:rFonts w:ascii="Times New Roman" w:hAnsi="Times New Roman" w:cs="Times New Roman"/>
-                <w:sz w:val="28"/>
-                <w:szCs w:val="28"/>
-              </w:rPr>
-              <w:t>Возвращает</w:t>
-            </w:r>
-            <w:r>
-              <w:rPr>
-                <w:rFonts w:ascii="Times New Roman" w:hAnsi="Times New Roman" w:cs="Times New Roman"/>
-                <w:sz w:val="28"/>
-                <w:szCs w:val="28"/>
-              </w:rPr>
-              <w:t xml:space="preserve"> </w:t>
-            </w:r>
-            <w:r>
-              <w:rPr>
-                <w:rFonts w:ascii="Times New Roman" w:hAnsi="Times New Roman" w:cs="Times New Roman"/>
-                <w:sz w:val="28"/>
-                <w:szCs w:val="28"/>
-              </w:rPr>
-              <w:t>количество</w:t>
-            </w:r>
-            <w:r>
-              <w:rPr>
-                <w:rFonts w:ascii="Times New Roman" w:hAnsi="Times New Roman" w:cs="Times New Roman"/>
-                <w:sz w:val="28"/>
-                <w:szCs w:val="28"/>
-              </w:rPr>
-              <w:t xml:space="preserve"> </w:t>
-            </w:r>
-            <w:r>
-              <w:rPr>
-                <w:rFonts w:ascii="Times New Roman" w:hAnsi="Times New Roman" w:cs="Times New Roman"/>
-                <w:sz w:val="28"/>
-                <w:szCs w:val="28"/>
-              </w:rPr>
-              <w:t>элементов</w:t>
-            </w:r>
-          </w:p>
-        </w:tc>
-        <w:tc>
-          <w:tcPr>
-            <w:tcW w:w="0" w:type="auto"/>
-            <w:tcMar>
-              <w:top w:w="150" w:type="dxa"/>
-              <w:left w:w="240" w:type="dxa"/>
-              <w:bottom w:w="150" w:type="dxa"/>
-              <w:right w:w="0" w:type="dxa"/>
-            </w:tcMar>
-            <w:vAlign w:val="center"/>
-            <w:hideMark/>
-          </w:tcPr>
-          <w:p>
-            <w:pPr>
-              <w:spacing w:after="0" w:line="360" w:lineRule="auto"/>
-              <w:jc w:val="both"/>
+              <w:spacing w:line="360" w:lineRule="auto"/>
+              <w:jc w:val="center"/>
               <w:rPr>
                 <w:rFonts w:ascii="Times New Roman" w:hAnsi="Times New Roman" w:cs="Times New Roman"/>
                 <w:sz w:val="28"/>
@@ -4243,14 +4057,6 @@
           <w:szCs w:val="28"/>
         </w:rPr>
       </w:pPr>
-      <w:r>
-        <w:rPr>
-          <w:rFonts w:ascii="Times New Roman" w:hAnsi="Times New Roman" w:cs="Times New Roman"/>
-          <w:sz w:val="28"/>
-          <w:szCs w:val="28"/>
-        </w:rPr>
-        <w:t>Визуализация:</w:t>
-      </w:r>
     </w:p>
     <w:p>
       <w:pPr>
@@ -4262,39 +4068,13 @@
           <w:szCs w:val="28"/>
         </w:rPr>
       </w:pPr>
-      <w:proofErr w:type="spellStart"/>
-      <w:r>
-        <w:rPr>
-          <w:rFonts w:ascii="Times New Roman" w:hAnsi="Times New Roman" w:cs="Times New Roman"/>
-          <w:sz w:val="28"/>
-          <w:szCs w:val="28"/>
-        </w:rPr>
-        <w:t>push</w:t>
-      </w:r>
-      <w:proofErr w:type="spellEnd"/>
-      <w:r>
-        <w:rPr>
-          <w:rFonts w:ascii="Times New Roman" w:hAnsi="Times New Roman" w:cs="Times New Roman"/>
-          <w:sz w:val="28"/>
-          <w:szCs w:val="28"/>
-        </w:rPr>
-        <w:t>(1):</w:t>
-      </w:r>
-      <w:r>
-        <w:rPr>
-          <w:rFonts w:ascii="Times New Roman" w:hAnsi="Times New Roman" w:cs="Times New Roman"/>
-          <w:sz w:val="28"/>
-          <w:szCs w:val="28"/>
-        </w:rPr>
-        <w:t xml:space="preserve"> </w:t>
-      </w:r>
-      <w:r>
-        <w:rPr>
-          <w:rFonts w:ascii="Times New Roman" w:hAnsi="Times New Roman" w:cs="Times New Roman"/>
-          <w:sz w:val="28"/>
-          <w:szCs w:val="28"/>
-        </w:rPr>
-        <w:t>[1]</w:t>
+      <w:r>
+        <w:rPr>
+          <w:rFonts w:ascii="Times New Roman" w:hAnsi="Times New Roman" w:cs="Times New Roman"/>
+          <w:sz w:val="28"/>
+          <w:szCs w:val="28"/>
+        </w:rPr>
+        <w:t>Визуализация:</w:t>
       </w:r>
     </w:p>
     <w:p>
@@ -4305,57 +4085,17 @@
           <w:rFonts w:ascii="Times New Roman" w:hAnsi="Times New Roman" w:cs="Times New Roman"/>
           <w:sz w:val="28"/>
           <w:szCs w:val="28"/>
+          <w:lang w:val="en-US"/>
         </w:rPr>
       </w:pPr>
-      <w:proofErr w:type="spellStart"/>
-      <w:r>
-        <w:rPr>
-          <w:rFonts w:ascii="Times New Roman" w:hAnsi="Times New Roman" w:cs="Times New Roman"/>
-          <w:sz w:val="28"/>
-          <w:szCs w:val="28"/>
-        </w:rPr>
-        <w:t>push</w:t>
-      </w:r>
-      <w:proofErr w:type="spellEnd"/>
-      <w:r>
-        <w:rPr>
-          <w:rFonts w:ascii="Times New Roman" w:hAnsi="Times New Roman" w:cs="Times New Roman"/>
-          <w:sz w:val="28"/>
-          <w:szCs w:val="28"/>
-        </w:rPr>
-        <w:t>(2):</w:t>
-      </w:r>
-      <w:r>
-        <w:rPr>
-          <w:rFonts w:ascii="Times New Roman" w:hAnsi="Times New Roman" w:cs="Times New Roman"/>
-          <w:sz w:val="28"/>
-          <w:szCs w:val="28"/>
-        </w:rPr>
-        <w:t xml:space="preserve"> </w:t>
-      </w:r>
-      <w:r>
-        <w:rPr>
-          <w:rFonts w:ascii="Times New Roman" w:hAnsi="Times New Roman" w:cs="Times New Roman"/>
-          <w:sz w:val="28"/>
-          <w:szCs w:val="28"/>
-        </w:rPr>
-        <w:t>[1,</w:t>
-      </w:r>
-      <w:r>
-        <w:rPr>
-          <w:rFonts w:ascii="Times New Roman" w:hAnsi="Times New Roman" w:cs="Times New Roman"/>
-          <w:sz w:val="28"/>
-          <w:szCs w:val="28"/>
-        </w:rPr>
-        <w:t xml:space="preserve"> </w:t>
-      </w:r>
-      <w:r>
-        <w:rPr>
-          <w:rFonts w:ascii="Times New Roman" w:hAnsi="Times New Roman" w:cs="Times New Roman"/>
-          <w:sz w:val="28"/>
-          <w:szCs w:val="28"/>
-        </w:rPr>
-        <w:t>2]</w:t>
+      <w:r>
+        <w:rPr>
+          <w:rFonts w:ascii="Times New Roman" w:hAnsi="Times New Roman" w:cs="Times New Roman"/>
+          <w:sz w:val="28"/>
+          <w:szCs w:val="28"/>
+          <w:lang w:val="en-US"/>
+        </w:rPr>
+        <w:t>push(1): [1]</w:t>
       </w:r>
     </w:p>
     <w:p>
@@ -4366,73 +4106,17 @@
           <w:rFonts w:ascii="Times New Roman" w:hAnsi="Times New Roman" w:cs="Times New Roman"/>
           <w:sz w:val="28"/>
           <w:szCs w:val="28"/>
+          <w:lang w:val="en-US"/>
         </w:rPr>
       </w:pPr>
-      <w:proofErr w:type="spellStart"/>
-      <w:r>
-        <w:rPr>
-          <w:rFonts w:ascii="Times New Roman" w:hAnsi="Times New Roman" w:cs="Times New Roman"/>
-          <w:sz w:val="28"/>
-          <w:szCs w:val="28"/>
-        </w:rPr>
-        <w:t>push</w:t>
-      </w:r>
-      <w:proofErr w:type="spellEnd"/>
-      <w:r>
-        <w:rPr>
-          <w:rFonts w:ascii="Times New Roman" w:hAnsi="Times New Roman" w:cs="Times New Roman"/>
-          <w:sz w:val="28"/>
-          <w:szCs w:val="28"/>
-        </w:rPr>
-        <w:t>(3):</w:t>
-      </w:r>
-      <w:r>
-        <w:rPr>
-          <w:rFonts w:ascii="Times New Roman" w:hAnsi="Times New Roman" w:cs="Times New Roman"/>
-          <w:sz w:val="28"/>
-          <w:szCs w:val="28"/>
-        </w:rPr>
-        <w:t xml:space="preserve"> </w:t>
-      </w:r>
-      <w:r>
-        <w:rPr>
-          <w:rFonts w:ascii="Times New Roman" w:hAnsi="Times New Roman" w:cs="Times New Roman"/>
-          <w:sz w:val="28"/>
-          <w:szCs w:val="28"/>
-        </w:rPr>
-        <w:t>[1,</w:t>
-      </w:r>
-      <w:r>
-        <w:rPr>
-          <w:rFonts w:ascii="Times New Roman" w:hAnsi="Times New Roman" w:cs="Times New Roman"/>
-          <w:sz w:val="28"/>
-          <w:szCs w:val="28"/>
-        </w:rPr>
-        <w:t xml:space="preserve"> </w:t>
-      </w:r>
-      <w:r>
-        <w:rPr>
-          <w:rFonts w:ascii="Times New Roman" w:hAnsi="Times New Roman" w:cs="Times New Roman"/>
-          <w:sz w:val="28"/>
-          <w:szCs w:val="28"/>
-        </w:rPr>
-        <w:t>2,</w:t>
-      </w:r>
-      <w:r>
-        <w:rPr>
-          <w:rFonts w:ascii="Times New Roman" w:hAnsi="Times New Roman" w:cs="Times New Roman"/>
-          <w:sz w:val="28"/>
-          <w:szCs w:val="28"/>
-        </w:rPr>
-        <w:t xml:space="preserve"> </w:t>
-      </w:r>
-      <w:r>
-        <w:rPr>
-          <w:rFonts w:ascii="Times New Roman" w:hAnsi="Times New Roman" w:cs="Times New Roman"/>
-          <w:sz w:val="28"/>
-          <w:szCs w:val="28"/>
-        </w:rPr>
-        <w:t>3]</w:t>
+      <w:r>
+        <w:rPr>
+          <w:rFonts w:ascii="Times New Roman" w:hAnsi="Times New Roman" w:cs="Times New Roman"/>
+          <w:sz w:val="28"/>
+          <w:szCs w:val="28"/>
+          <w:lang w:val="en-US"/>
+        </w:rPr>
+        <w:t>push(2): [1, 2]</w:t>
       </w:r>
     </w:p>
     <w:p>
@@ -4443,89 +4127,17 @@
           <w:rFonts w:ascii="Times New Roman" w:hAnsi="Times New Roman" w:cs="Times New Roman"/>
           <w:sz w:val="28"/>
           <w:szCs w:val="28"/>
+          <w:lang w:val="en-US"/>
         </w:rPr>
       </w:pPr>
-      <w:proofErr w:type="spellStart"/>
-      <w:r>
-        <w:rPr>
-          <w:rFonts w:ascii="Times New Roman" w:hAnsi="Times New Roman" w:cs="Times New Roman"/>
-          <w:sz w:val="28"/>
-          <w:szCs w:val="28"/>
-        </w:rPr>
-        <w:t>pop</w:t>
-      </w:r>
-      <w:proofErr w:type="spellEnd"/>
-      <w:r>
-        <w:rPr>
-          <w:rFonts w:ascii="Times New Roman" w:hAnsi="Times New Roman" w:cs="Times New Roman"/>
-          <w:sz w:val="28"/>
-          <w:szCs w:val="28"/>
-        </w:rPr>
-        <w:t>():</w:t>
-      </w:r>
-      <w:r>
-        <w:rPr>
-          <w:rFonts w:ascii="Times New Roman" w:hAnsi="Times New Roman" w:cs="Times New Roman"/>
-          <w:sz w:val="28"/>
-          <w:szCs w:val="28"/>
-        </w:rPr>
-        <w:t xml:space="preserve">   </w:t>
-      </w:r>
-      <w:r>
-        <w:rPr>
-          <w:rFonts w:ascii="Times New Roman" w:hAnsi="Times New Roman" w:cs="Times New Roman"/>
-          <w:sz w:val="28"/>
-          <w:szCs w:val="28"/>
-        </w:rPr>
-        <w:t>[1,</w:t>
-      </w:r>
-      <w:r>
-        <w:rPr>
-          <w:rFonts w:ascii="Times New Roman" w:hAnsi="Times New Roman" w:cs="Times New Roman"/>
-          <w:sz w:val="28"/>
-          <w:szCs w:val="28"/>
-        </w:rPr>
-        <w:t xml:space="preserve"> </w:t>
-      </w:r>
-      <w:r>
-        <w:rPr>
-          <w:rFonts w:ascii="Times New Roman" w:hAnsi="Times New Roman" w:cs="Times New Roman"/>
-          <w:sz w:val="28"/>
-          <w:szCs w:val="28"/>
-        </w:rPr>
-        <w:t>2]</w:t>
-      </w:r>
-      <w:r>
-        <w:rPr>
-          <w:rFonts w:ascii="Times New Roman" w:hAnsi="Times New Roman" w:cs="Times New Roman"/>
-          <w:sz w:val="28"/>
-          <w:szCs w:val="28"/>
-        </w:rPr>
-        <w:t xml:space="preserve"> </w:t>
-      </w:r>
-      <w:r>
-        <w:rPr>
-          <w:rFonts w:ascii="Times New Roman" w:hAnsi="Times New Roman" w:cs="Times New Roman"/>
-          <w:sz w:val="28"/>
-          <w:szCs w:val="28"/>
-        </w:rPr>
-        <w:t>(возвращает</w:t>
-      </w:r>
-      <w:r>
-        <w:rPr>
-          <w:rFonts w:ascii="Times New Roman" w:hAnsi="Times New Roman" w:cs="Times New Roman"/>
-          <w:sz w:val="28"/>
-          <w:szCs w:val="28"/>
-        </w:rPr>
-        <w:t xml:space="preserve"> </w:t>
-      </w:r>
-      <w:r>
-        <w:rPr>
-          <w:rFonts w:ascii="Times New Roman" w:hAnsi="Times New Roman" w:cs="Times New Roman"/>
-          <w:sz w:val="28"/>
-          <w:szCs w:val="28"/>
-        </w:rPr>
-        <w:t>3)</w:t>
+      <w:r>
+        <w:rPr>
+          <w:rFonts w:ascii="Times New Roman" w:hAnsi="Times New Roman" w:cs="Times New Roman"/>
+          <w:sz w:val="28"/>
+          <w:szCs w:val="28"/>
+          <w:lang w:val="en-US"/>
+        </w:rPr>
+        <w:t>push(3): [1, 2, 3]</w:t>
       </w:r>
     </w:p>
     <w:p>
@@ -4536,122 +4148,34 @@
           <w:rFonts w:ascii="Times New Roman" w:hAnsi="Times New Roman" w:cs="Times New Roman"/>
           <w:sz w:val="28"/>
           <w:szCs w:val="28"/>
+          <w:lang w:val="en-US"/>
         </w:rPr>
       </w:pPr>
-      <w:proofErr w:type="spellStart"/>
-      <w:r>
-        <w:rPr>
-          <w:rFonts w:ascii="Times New Roman" w:hAnsi="Times New Roman" w:cs="Times New Roman"/>
-          <w:sz w:val="28"/>
-          <w:szCs w:val="28"/>
-        </w:rPr>
-        <w:lastRenderedPageBreak/>
-        <w:t>top</w:t>
-      </w:r>
-      <w:proofErr w:type="spellEnd"/>
-      <w:r>
-        <w:rPr>
-          <w:rFonts w:ascii="Times New Roman" w:hAnsi="Times New Roman" w:cs="Times New Roman"/>
-          <w:sz w:val="28"/>
-          <w:szCs w:val="28"/>
-        </w:rPr>
-        <w:t>():</w:t>
-      </w:r>
-      <w:r>
-        <w:rPr>
-          <w:rFonts w:ascii="Times New Roman" w:hAnsi="Times New Roman" w:cs="Times New Roman"/>
-          <w:sz w:val="28"/>
-          <w:szCs w:val="28"/>
-        </w:rPr>
-        <w:t xml:space="preserve">   </w:t>
-      </w:r>
-      <w:r>
-        <w:rPr>
-          <w:rFonts w:ascii="Times New Roman" w:hAnsi="Times New Roman" w:cs="Times New Roman"/>
-          <w:sz w:val="28"/>
-          <w:szCs w:val="28"/>
-        </w:rPr>
-        <w:t>[1,</w:t>
-      </w:r>
-      <w:r>
-        <w:rPr>
-          <w:rFonts w:ascii="Times New Roman" w:hAnsi="Times New Roman" w:cs="Times New Roman"/>
-          <w:sz w:val="28"/>
-          <w:szCs w:val="28"/>
-        </w:rPr>
-        <w:t xml:space="preserve"> </w:t>
-      </w:r>
-      <w:r>
-        <w:rPr>
-          <w:rFonts w:ascii="Times New Roman" w:hAnsi="Times New Roman" w:cs="Times New Roman"/>
-          <w:sz w:val="28"/>
-          <w:szCs w:val="28"/>
-        </w:rPr>
-        <w:t>2]</w:t>
-      </w:r>
-      <w:r>
-        <w:rPr>
-          <w:rFonts w:ascii="Times New Roman" w:hAnsi="Times New Roman" w:cs="Times New Roman"/>
-          <w:sz w:val="28"/>
-          <w:szCs w:val="28"/>
-        </w:rPr>
-        <w:t xml:space="preserve"> </w:t>
-      </w:r>
-      <w:r>
-        <w:rPr>
-          <w:rFonts w:ascii="Times New Roman" w:hAnsi="Times New Roman" w:cs="Times New Roman"/>
-          <w:sz w:val="28"/>
-          <w:szCs w:val="28"/>
-        </w:rPr>
-        <w:t>(возвращает</w:t>
-      </w:r>
-      <w:r>
-        <w:rPr>
-          <w:rFonts w:ascii="Times New Roman" w:hAnsi="Times New Roman" w:cs="Times New Roman"/>
-          <w:sz w:val="28"/>
-          <w:szCs w:val="28"/>
-        </w:rPr>
-        <w:t xml:space="preserve"> </w:t>
-      </w:r>
-      <w:r>
-        <w:rPr>
-          <w:rFonts w:ascii="Times New Roman" w:hAnsi="Times New Roman" w:cs="Times New Roman"/>
-          <w:sz w:val="28"/>
-          <w:szCs w:val="28"/>
-        </w:rPr>
-        <w:t>2,</w:t>
-      </w:r>
-      <w:r>
-        <w:rPr>
-          <w:rFonts w:ascii="Times New Roman" w:hAnsi="Times New Roman" w:cs="Times New Roman"/>
-          <w:sz w:val="28"/>
-          <w:szCs w:val="28"/>
-        </w:rPr>
-        <w:t xml:space="preserve"> </w:t>
-      </w:r>
-      <w:r>
-        <w:rPr>
-          <w:rFonts w:ascii="Times New Roman" w:hAnsi="Times New Roman" w:cs="Times New Roman"/>
-          <w:sz w:val="28"/>
-          <w:szCs w:val="28"/>
-        </w:rPr>
-        <w:t>не</w:t>
-      </w:r>
-      <w:r>
-        <w:rPr>
-          <w:rFonts w:ascii="Times New Roman" w:hAnsi="Times New Roman" w:cs="Times New Roman"/>
-          <w:sz w:val="28"/>
-          <w:szCs w:val="28"/>
-        </w:rPr>
-        <w:t xml:space="preserve"> </w:t>
-      </w:r>
-      <w:r>
-        <w:rPr>
-          <w:rFonts w:ascii="Times New Roman" w:hAnsi="Times New Roman" w:cs="Times New Roman"/>
-          <w:sz w:val="28"/>
-          <w:szCs w:val="28"/>
-        </w:rPr>
-        <w:t>удаляя)</w:t>
+      <w:r>
+        <w:rPr>
+          <w:rFonts w:ascii="Times New Roman" w:hAnsi="Times New Roman" w:cs="Times New Roman"/>
+          <w:sz w:val="28"/>
+          <w:szCs w:val="28"/>
+          <w:lang w:val="en-US"/>
+        </w:rPr>
+        <w:t>pop():   [1, 2] (</w:t>
+      </w:r>
+      <w:r>
+        <w:rPr>
+          <w:rFonts w:ascii="Times New Roman" w:hAnsi="Times New Roman" w:cs="Times New Roman"/>
+          <w:sz w:val="28"/>
+          <w:szCs w:val="28"/>
+        </w:rPr>
+        <w:t>возвращает</w:t>
+      </w:r>
+      <w:r>
+        <w:rPr>
+          <w:rFonts w:ascii="Times New Roman" w:hAnsi="Times New Roman" w:cs="Times New Roman"/>
+          <w:sz w:val="28"/>
+          <w:szCs w:val="28"/>
+          <w:lang w:val="en-US"/>
+        </w:rPr>
+        <w:t xml:space="preserve"> 3)</w:t>
       </w:r>
     </w:p>
     <w:p>
@@ -4664,6 +4188,120 @@
           <w:szCs w:val="28"/>
         </w:rPr>
       </w:pPr>
+      <w:proofErr w:type="spellStart"/>
+      <w:r>
+        <w:rPr>
+          <w:rFonts w:ascii="Times New Roman" w:hAnsi="Times New Roman" w:cs="Times New Roman"/>
+          <w:sz w:val="28"/>
+          <w:szCs w:val="28"/>
+        </w:rPr>
+        <w:t>top</w:t>
+      </w:r>
+      <w:proofErr w:type="spellEnd"/>
+      <w:r>
+        <w:rPr>
+          <w:rFonts w:ascii="Times New Roman" w:hAnsi="Times New Roman" w:cs="Times New Roman"/>
+          <w:sz w:val="28"/>
+          <w:szCs w:val="28"/>
+        </w:rPr>
+        <w:t>():</w:t>
+      </w:r>
+      <w:r>
+        <w:rPr>
+          <w:rFonts w:ascii="Times New Roman" w:hAnsi="Times New Roman" w:cs="Times New Roman"/>
+          <w:sz w:val="28"/>
+          <w:szCs w:val="28"/>
+        </w:rPr>
+        <w:t xml:space="preserve">   </w:t>
+      </w:r>
+      <w:r>
+        <w:rPr>
+          <w:rFonts w:ascii="Times New Roman" w:hAnsi="Times New Roman" w:cs="Times New Roman"/>
+          <w:sz w:val="28"/>
+          <w:szCs w:val="28"/>
+        </w:rPr>
+        <w:t>[1,</w:t>
+      </w:r>
+      <w:r>
+        <w:rPr>
+          <w:rFonts w:ascii="Times New Roman" w:hAnsi="Times New Roman" w:cs="Times New Roman"/>
+          <w:sz w:val="28"/>
+          <w:szCs w:val="28"/>
+        </w:rPr>
+        <w:t xml:space="preserve"> </w:t>
+      </w:r>
+      <w:r>
+        <w:rPr>
+          <w:rFonts w:ascii="Times New Roman" w:hAnsi="Times New Roman" w:cs="Times New Roman"/>
+          <w:sz w:val="28"/>
+          <w:szCs w:val="28"/>
+        </w:rPr>
+        <w:t>2]</w:t>
+      </w:r>
+      <w:r>
+        <w:rPr>
+          <w:rFonts w:ascii="Times New Roman" w:hAnsi="Times New Roman" w:cs="Times New Roman"/>
+          <w:sz w:val="28"/>
+          <w:szCs w:val="28"/>
+        </w:rPr>
+        <w:t xml:space="preserve"> </w:t>
+      </w:r>
+      <w:r>
+        <w:rPr>
+          <w:rFonts w:ascii="Times New Roman" w:hAnsi="Times New Roman" w:cs="Times New Roman"/>
+          <w:sz w:val="28"/>
+          <w:szCs w:val="28"/>
+        </w:rPr>
+        <w:t>(возвращает</w:t>
+      </w:r>
+      <w:r>
+        <w:rPr>
+          <w:rFonts w:ascii="Times New Roman" w:hAnsi="Times New Roman" w:cs="Times New Roman"/>
+          <w:sz w:val="28"/>
+          <w:szCs w:val="28"/>
+        </w:rPr>
+        <w:t xml:space="preserve"> </w:t>
+      </w:r>
+      <w:r>
+        <w:rPr>
+          <w:rFonts w:ascii="Times New Roman" w:hAnsi="Times New Roman" w:cs="Times New Roman"/>
+          <w:sz w:val="28"/>
+          <w:szCs w:val="28"/>
+        </w:rPr>
+        <w:t>2,</w:t>
+      </w:r>
+      <w:r>
+        <w:rPr>
+          <w:rFonts w:ascii="Times New Roman" w:hAnsi="Times New Roman" w:cs="Times New Roman"/>
+          <w:sz w:val="28"/>
+          <w:szCs w:val="28"/>
+        </w:rPr>
+        <w:t xml:space="preserve"> </w:t>
+      </w:r>
+      <w:r>
+        <w:rPr>
+          <w:rFonts w:ascii="Times New Roman" w:hAnsi="Times New Roman" w:cs="Times New Roman"/>
+          <w:sz w:val="28"/>
+          <w:szCs w:val="28"/>
+        </w:rPr>
+        <w:t>не</w:t>
+      </w:r>
+      <w:r>
+        <w:rPr>
+          <w:rFonts w:ascii="Times New Roman" w:hAnsi="Times New Roman" w:cs="Times New Roman"/>
+          <w:sz w:val="28"/>
+          <w:szCs w:val="28"/>
+        </w:rPr>
+        <w:t xml:space="preserve"> </w:t>
+      </w:r>
+      <w:r>
+        <w:rPr>
+          <w:rFonts w:ascii="Times New Roman" w:hAnsi="Times New Roman" w:cs="Times New Roman"/>
+          <w:sz w:val="28"/>
+          <w:szCs w:val="28"/>
+        </w:rPr>
+        <w:t>удаляя)</w:t>
+      </w:r>
     </w:p>
     <w:p>
       <w:pPr>
@@ -4675,12 +4313,25 @@
           <w:szCs w:val="28"/>
         </w:rPr>
       </w:pPr>
-      <w:r>
-        <w:rPr>
-          <w:rFonts w:ascii="Times New Roman" w:hAnsi="Times New Roman" w:cs="Times New Roman"/>
-          <w:sz w:val="28"/>
-          <w:szCs w:val="28"/>
-        </w:rPr>
+    </w:p>
+    <w:p>
+      <w:pPr>
+        <w:spacing w:after="0" w:line="360" w:lineRule="auto"/>
+        <w:ind w:firstLine="709"/>
+        <w:jc w:val="both"/>
+        <w:rPr>
+          <w:rFonts w:ascii="Times New Roman" w:hAnsi="Times New Roman" w:cs="Times New Roman"/>
+          <w:sz w:val="28"/>
+          <w:szCs w:val="28"/>
+        </w:rPr>
+      </w:pPr>
+      <w:r>
+        <w:rPr>
+          <w:rFonts w:ascii="Times New Roman" w:hAnsi="Times New Roman" w:cs="Times New Roman"/>
+          <w:sz w:val="28"/>
+          <w:szCs w:val="28"/>
+        </w:rPr>
+        <w:lastRenderedPageBreak/>
         <w:t>2.</w:t>
       </w:r>
       <w:r>
@@ -5222,81 +4873,28 @@
           <w:sz w:val="28"/>
           <w:szCs w:val="28"/>
         </w:rPr>
-        <w:t>операции</w:t>
-      </w:r>
-      <w:r>
-        <w:rPr>
-          <w:rFonts w:ascii="Times New Roman" w:hAnsi="Times New Roman" w:cs="Times New Roman"/>
-          <w:sz w:val="28"/>
-          <w:szCs w:val="28"/>
-        </w:rPr>
-        <w:t xml:space="preserve"> </w:t>
-      </w:r>
-      <w:r>
-        <w:rPr>
-          <w:rFonts w:ascii="Times New Roman" w:hAnsi="Times New Roman" w:cs="Times New Roman"/>
-          <w:sz w:val="28"/>
-          <w:szCs w:val="28"/>
-        </w:rPr>
-        <w:t>(из</w:t>
-      </w:r>
-      <w:r>
-        <w:rPr>
-          <w:rFonts w:ascii="Times New Roman" w:hAnsi="Times New Roman" w:cs="Times New Roman"/>
-          <w:sz w:val="28"/>
-          <w:szCs w:val="28"/>
-        </w:rPr>
-        <w:t xml:space="preserve"> </w:t>
-      </w:r>
-      <w:r>
-        <w:rPr>
-          <w:rFonts w:ascii="Times New Roman" w:hAnsi="Times New Roman" w:cs="Times New Roman"/>
-          <w:sz w:val="28"/>
-          <w:szCs w:val="28"/>
-        </w:rPr>
-        <w:t>методички):</w:t>
+        <w:t>операции:</w:t>
       </w:r>
     </w:p>
     <w:tbl>
       <w:tblPr>
-        <w:tblW w:w="11280" w:type="dxa"/>
-        <w:jc w:val="center"/>
-        <w:tblCellMar>
-          <w:top w:w="15" w:type="dxa"/>
-          <w:left w:w="15" w:type="dxa"/>
-          <w:bottom w:w="15" w:type="dxa"/>
-          <w:right w:w="15" w:type="dxa"/>
-        </w:tblCellMar>
+        <w:tblStyle w:val="a3"/>
+        <w:tblW w:w="0" w:type="auto"/>
         <w:tblLook w:val="04A0" w:firstRow="1" w:lastRow="0" w:firstColumn="1" w:lastColumn="0" w:noHBand="0" w:noVBand="1"/>
       </w:tblPr>
       <w:tblGrid>
-        <w:gridCol w:w="2337"/>
-        <w:gridCol w:w="6798"/>
-        <w:gridCol w:w="2145"/>
+        <w:gridCol w:w="1980"/>
+        <w:gridCol w:w="5528"/>
+        <w:gridCol w:w="1837"/>
       </w:tblGrid>
       <w:tr>
-        <w:trPr>
-          <w:tblHeader/>
-          <w:jc w:val="center"/>
-        </w:trPr>
         <w:tc>
           <w:tcPr>
-            <w:tcW w:w="0" w:type="auto"/>
-            <w:tcBorders>
-              <w:top w:val="nil"/>
-            </w:tcBorders>
-            <w:tcMar>
-              <w:top w:w="150" w:type="dxa"/>
-              <w:left w:w="0" w:type="dxa"/>
-              <w:bottom w:w="150" w:type="dxa"/>
-              <w:right w:w="240" w:type="dxa"/>
-            </w:tcMar>
-            <w:vAlign w:val="center"/>
-            <w:hideMark/>
+            <w:tcW w:w="1980" w:type="dxa"/>
           </w:tcPr>
           <w:p>
             <w:pPr>
-              <w:spacing w:after="0" w:line="360" w:lineRule="auto"/>
+              <w:spacing w:line="360" w:lineRule="auto"/>
               <w:jc w:val="both"/>
               <w:rPr>
                 <w:rFonts w:ascii="Times New Roman" w:hAnsi="Times New Roman" w:cs="Times New Roman"/>
@@ -5316,22 +4914,11 @@
         </w:tc>
         <w:tc>
           <w:tcPr>
-            <w:tcW w:w="0" w:type="auto"/>
-            <w:tcBorders>
-              <w:top w:val="nil"/>
-            </w:tcBorders>
-            <w:tcMar>
-              <w:top w:w="150" w:type="dxa"/>
-              <w:left w:w="240" w:type="dxa"/>
-              <w:bottom w:w="150" w:type="dxa"/>
-              <w:right w:w="240" w:type="dxa"/>
-            </w:tcMar>
-            <w:vAlign w:val="center"/>
-            <w:hideMark/>
+            <w:tcW w:w="5528" w:type="dxa"/>
           </w:tcPr>
           <w:p>
             <w:pPr>
-              <w:spacing w:after="0" w:line="360" w:lineRule="auto"/>
+              <w:spacing w:line="360" w:lineRule="auto"/>
               <w:jc w:val="both"/>
               <w:rPr>
                 <w:rFonts w:ascii="Times New Roman" w:hAnsi="Times New Roman" w:cs="Times New Roman"/>
@@ -5351,22 +4938,11 @@
         </w:tc>
         <w:tc>
           <w:tcPr>
-            <w:tcW w:w="0" w:type="auto"/>
-            <w:tcBorders>
-              <w:top w:val="nil"/>
-            </w:tcBorders>
-            <w:tcMar>
-              <w:top w:w="150" w:type="dxa"/>
-              <w:left w:w="240" w:type="dxa"/>
-              <w:bottom w:w="150" w:type="dxa"/>
-              <w:right w:w="240" w:type="dxa"/>
-            </w:tcMar>
-            <w:vAlign w:val="center"/>
-            <w:hideMark/>
+            <w:tcW w:w="1837" w:type="dxa"/>
           </w:tcPr>
           <w:p>
             <w:pPr>
-              <w:spacing w:after="0" w:line="360" w:lineRule="auto"/>
+              <w:spacing w:line="360" w:lineRule="auto"/>
               <w:jc w:val="both"/>
               <w:rPr>
                 <w:rFonts w:ascii="Times New Roman" w:hAnsi="Times New Roman" w:cs="Times New Roman"/>
@@ -5386,24 +4962,13 @@
         </w:tc>
       </w:tr>
       <w:tr>
-        <w:trPr>
-          <w:jc w:val="center"/>
-        </w:trPr>
         <w:tc>
           <w:tcPr>
-            <w:tcW w:w="0" w:type="auto"/>
-            <w:tcMar>
-              <w:top w:w="150" w:type="dxa"/>
-              <w:left w:w="0" w:type="dxa"/>
-              <w:bottom w:w="150" w:type="dxa"/>
-              <w:right w:w="240" w:type="dxa"/>
-            </w:tcMar>
-            <w:vAlign w:val="center"/>
-            <w:hideMark/>
+            <w:tcW w:w="1980" w:type="dxa"/>
           </w:tcPr>
           <w:p>
             <w:pPr>
-              <w:spacing w:after="0" w:line="360" w:lineRule="auto"/>
+              <w:spacing w:line="360" w:lineRule="auto"/>
               <w:jc w:val="both"/>
               <w:rPr>
                 <w:rFonts w:ascii="Times New Roman" w:hAnsi="Times New Roman" w:cs="Times New Roman"/>
@@ -5451,19 +5016,11 @@
         </w:tc>
         <w:tc>
           <w:tcPr>
-            <w:tcW w:w="0" w:type="auto"/>
-            <w:tcMar>
-              <w:top w:w="150" w:type="dxa"/>
-              <w:left w:w="240" w:type="dxa"/>
-              <w:bottom w:w="150" w:type="dxa"/>
-              <w:right w:w="240" w:type="dxa"/>
-            </w:tcMar>
-            <w:vAlign w:val="center"/>
-            <w:hideMark/>
+            <w:tcW w:w="5528" w:type="dxa"/>
           </w:tcPr>
           <w:p>
             <w:pPr>
-              <w:spacing w:after="0" w:line="360" w:lineRule="auto"/>
+              <w:spacing w:line="360" w:lineRule="auto"/>
               <w:jc w:val="both"/>
               <w:rPr>
                 <w:rFonts w:ascii="Times New Roman" w:hAnsi="Times New Roman" w:cs="Times New Roman"/>
@@ -5531,19 +5088,11 @@
         </w:tc>
         <w:tc>
           <w:tcPr>
-            <w:tcW w:w="0" w:type="auto"/>
-            <w:tcMar>
-              <w:top w:w="150" w:type="dxa"/>
-              <w:left w:w="240" w:type="dxa"/>
-              <w:bottom w:w="150" w:type="dxa"/>
-              <w:right w:w="0" w:type="dxa"/>
-            </w:tcMar>
-            <w:vAlign w:val="center"/>
-            <w:hideMark/>
+            <w:tcW w:w="1837" w:type="dxa"/>
           </w:tcPr>
           <w:p>
             <w:pPr>
-              <w:spacing w:after="0" w:line="360" w:lineRule="auto"/>
+              <w:spacing w:line="360" w:lineRule="auto"/>
               <w:jc w:val="both"/>
               <w:rPr>
                 <w:rFonts w:ascii="Times New Roman" w:hAnsi="Times New Roman" w:cs="Times New Roman"/>
@@ -5563,24 +5112,13 @@
         </w:tc>
       </w:tr>
       <w:tr>
-        <w:trPr>
-          <w:jc w:val="center"/>
-        </w:trPr>
         <w:tc>
           <w:tcPr>
-            <w:tcW w:w="0" w:type="auto"/>
-            <w:tcMar>
-              <w:top w:w="150" w:type="dxa"/>
-              <w:left w:w="0" w:type="dxa"/>
-              <w:bottom w:w="150" w:type="dxa"/>
-              <w:right w:w="240" w:type="dxa"/>
-            </w:tcMar>
-            <w:vAlign w:val="center"/>
-            <w:hideMark/>
+            <w:tcW w:w="1980" w:type="dxa"/>
           </w:tcPr>
           <w:p>
             <w:pPr>
-              <w:spacing w:after="0" w:line="360" w:lineRule="auto"/>
+              <w:spacing w:line="360" w:lineRule="auto"/>
               <w:jc w:val="both"/>
               <w:rPr>
                 <w:rFonts w:ascii="Times New Roman" w:hAnsi="Times New Roman" w:cs="Times New Roman"/>
@@ -5610,19 +5148,11 @@
         </w:tc>
         <w:tc>
           <w:tcPr>
-            <w:tcW w:w="0" w:type="auto"/>
-            <w:tcMar>
-              <w:top w:w="150" w:type="dxa"/>
-              <w:left w:w="240" w:type="dxa"/>
-              <w:bottom w:w="150" w:type="dxa"/>
-              <w:right w:w="240" w:type="dxa"/>
-            </w:tcMar>
-            <w:vAlign w:val="center"/>
-            <w:hideMark/>
+            <w:tcW w:w="5528" w:type="dxa"/>
           </w:tcPr>
           <w:p>
             <w:pPr>
-              <w:spacing w:after="0" w:line="360" w:lineRule="auto"/>
+              <w:spacing w:line="360" w:lineRule="auto"/>
               <w:jc w:val="both"/>
               <w:rPr>
                 <w:rFonts w:ascii="Times New Roman" w:hAnsi="Times New Roman" w:cs="Times New Roman"/>
@@ -5722,19 +5252,11 @@
         </w:tc>
         <w:tc>
           <w:tcPr>
-            <w:tcW w:w="0" w:type="auto"/>
-            <w:tcMar>
-              <w:top w:w="150" w:type="dxa"/>
-              <w:left w:w="240" w:type="dxa"/>
-              <w:bottom w:w="150" w:type="dxa"/>
-              <w:right w:w="0" w:type="dxa"/>
-            </w:tcMar>
-            <w:vAlign w:val="center"/>
-            <w:hideMark/>
+            <w:tcW w:w="1837" w:type="dxa"/>
           </w:tcPr>
           <w:p>
             <w:pPr>
-              <w:spacing w:after="0" w:line="360" w:lineRule="auto"/>
+              <w:spacing w:line="360" w:lineRule="auto"/>
               <w:jc w:val="both"/>
               <w:rPr>
                 <w:rFonts w:ascii="Times New Roman" w:hAnsi="Times New Roman" w:cs="Times New Roman"/>
@@ -5754,24 +5276,13 @@
         </w:tc>
       </w:tr>
       <w:tr>
-        <w:trPr>
-          <w:jc w:val="center"/>
-        </w:trPr>
         <w:tc>
           <w:tcPr>
-            <w:tcW w:w="0" w:type="auto"/>
-            <w:tcMar>
-              <w:top w:w="150" w:type="dxa"/>
-              <w:left w:w="0" w:type="dxa"/>
-              <w:bottom w:w="150" w:type="dxa"/>
-              <w:right w:w="240" w:type="dxa"/>
-            </w:tcMar>
-            <w:vAlign w:val="center"/>
-            <w:hideMark/>
+            <w:tcW w:w="1980" w:type="dxa"/>
           </w:tcPr>
           <w:p>
             <w:pPr>
-              <w:spacing w:after="0" w:line="360" w:lineRule="auto"/>
+              <w:spacing w:line="360" w:lineRule="auto"/>
               <w:jc w:val="both"/>
               <w:rPr>
                 <w:rFonts w:ascii="Times New Roman" w:hAnsi="Times New Roman" w:cs="Times New Roman"/>
@@ -5801,19 +5312,11 @@
         </w:tc>
         <w:tc>
           <w:tcPr>
-            <w:tcW w:w="0" w:type="auto"/>
-            <w:tcMar>
-              <w:top w:w="150" w:type="dxa"/>
-              <w:left w:w="240" w:type="dxa"/>
-              <w:bottom w:w="150" w:type="dxa"/>
-              <w:right w:w="240" w:type="dxa"/>
-            </w:tcMar>
-            <w:vAlign w:val="center"/>
-            <w:hideMark/>
+            <w:tcW w:w="5528" w:type="dxa"/>
           </w:tcPr>
           <w:p>
             <w:pPr>
-              <w:spacing w:after="0" w:line="360" w:lineRule="auto"/>
+              <w:spacing w:line="360" w:lineRule="auto"/>
               <w:jc w:val="both"/>
               <w:rPr>
                 <w:rFonts w:ascii="Times New Roman" w:hAnsi="Times New Roman" w:cs="Times New Roman"/>
@@ -5913,19 +5416,11 @@
         </w:tc>
         <w:tc>
           <w:tcPr>
-            <w:tcW w:w="0" w:type="auto"/>
-            <w:tcMar>
-              <w:top w:w="150" w:type="dxa"/>
-              <w:left w:w="240" w:type="dxa"/>
-              <w:bottom w:w="150" w:type="dxa"/>
-              <w:right w:w="0" w:type="dxa"/>
-            </w:tcMar>
-            <w:vAlign w:val="center"/>
-            <w:hideMark/>
+            <w:tcW w:w="1837" w:type="dxa"/>
           </w:tcPr>
           <w:p>
             <w:pPr>
-              <w:spacing w:after="0" w:line="360" w:lineRule="auto"/>
+              <w:spacing w:line="360" w:lineRule="auto"/>
               <w:jc w:val="both"/>
               <w:rPr>
                 <w:rFonts w:ascii="Times New Roman" w:hAnsi="Times New Roman" w:cs="Times New Roman"/>
@@ -5945,24 +5440,13 @@
         </w:tc>
       </w:tr>
       <w:tr>
-        <w:trPr>
-          <w:jc w:val="center"/>
-        </w:trPr>
         <w:tc>
           <w:tcPr>
-            <w:tcW w:w="0" w:type="auto"/>
-            <w:tcMar>
-              <w:top w:w="150" w:type="dxa"/>
-              <w:left w:w="0" w:type="dxa"/>
-              <w:bottom w:w="150" w:type="dxa"/>
-              <w:right w:w="240" w:type="dxa"/>
-            </w:tcMar>
-            <w:vAlign w:val="center"/>
-            <w:hideMark/>
+            <w:tcW w:w="1980" w:type="dxa"/>
           </w:tcPr>
           <w:p>
             <w:pPr>
-              <w:spacing w:after="0" w:line="360" w:lineRule="auto"/>
+              <w:spacing w:line="360" w:lineRule="auto"/>
               <w:jc w:val="both"/>
               <w:rPr>
                 <w:rFonts w:ascii="Times New Roman" w:hAnsi="Times New Roman" w:cs="Times New Roman"/>
@@ -5992,19 +5476,11 @@
         </w:tc>
         <w:tc>
           <w:tcPr>
-            <w:tcW w:w="0" w:type="auto"/>
-            <w:tcMar>
-              <w:top w:w="150" w:type="dxa"/>
-              <w:left w:w="240" w:type="dxa"/>
-              <w:bottom w:w="150" w:type="dxa"/>
-              <w:right w:w="240" w:type="dxa"/>
-            </w:tcMar>
-            <w:vAlign w:val="center"/>
-            <w:hideMark/>
+            <w:tcW w:w="5528" w:type="dxa"/>
           </w:tcPr>
           <w:p>
             <w:pPr>
-              <w:spacing w:after="0" w:line="360" w:lineRule="auto"/>
+              <w:spacing w:line="360" w:lineRule="auto"/>
               <w:jc w:val="both"/>
               <w:rPr>
                 <w:rFonts w:ascii="Times New Roman" w:hAnsi="Times New Roman" w:cs="Times New Roman"/>
@@ -6072,19 +5548,11 @@
         </w:tc>
         <w:tc>
           <w:tcPr>
-            <w:tcW w:w="0" w:type="auto"/>
-            <w:tcMar>
-              <w:top w:w="150" w:type="dxa"/>
-              <w:left w:w="240" w:type="dxa"/>
-              <w:bottom w:w="150" w:type="dxa"/>
-              <w:right w:w="0" w:type="dxa"/>
-            </w:tcMar>
-            <w:vAlign w:val="center"/>
-            <w:hideMark/>
+            <w:tcW w:w="1837" w:type="dxa"/>
           </w:tcPr>
           <w:p>
             <w:pPr>
-              <w:spacing w:after="0" w:line="360" w:lineRule="auto"/>
+              <w:spacing w:line="360" w:lineRule="auto"/>
               <w:jc w:val="both"/>
               <w:rPr>
                 <w:rFonts w:ascii="Times New Roman" w:hAnsi="Times New Roman" w:cs="Times New Roman"/>
@@ -6104,24 +5572,13 @@
         </w:tc>
       </w:tr>
       <w:tr>
-        <w:trPr>
-          <w:jc w:val="center"/>
-        </w:trPr>
         <w:tc>
           <w:tcPr>
-            <w:tcW w:w="0" w:type="auto"/>
-            <w:tcMar>
-              <w:top w:w="150" w:type="dxa"/>
-              <w:left w:w="0" w:type="dxa"/>
-              <w:bottom w:w="150" w:type="dxa"/>
-              <w:right w:w="240" w:type="dxa"/>
-            </w:tcMar>
-            <w:vAlign w:val="center"/>
-            <w:hideMark/>
+            <w:tcW w:w="1980" w:type="dxa"/>
           </w:tcPr>
           <w:p>
             <w:pPr>
-              <w:spacing w:after="0" w:line="360" w:lineRule="auto"/>
+              <w:spacing w:line="360" w:lineRule="auto"/>
               <w:jc w:val="both"/>
               <w:rPr>
                 <w:rFonts w:ascii="Times New Roman" w:hAnsi="Times New Roman" w:cs="Times New Roman"/>
@@ -6151,19 +5608,11 @@
         </w:tc>
         <w:tc>
           <w:tcPr>
-            <w:tcW w:w="0" w:type="auto"/>
-            <w:tcMar>
-              <w:top w:w="150" w:type="dxa"/>
-              <w:left w:w="240" w:type="dxa"/>
-              <w:bottom w:w="150" w:type="dxa"/>
-              <w:right w:w="240" w:type="dxa"/>
-            </w:tcMar>
-            <w:vAlign w:val="center"/>
-            <w:hideMark/>
+            <w:tcW w:w="5528" w:type="dxa"/>
           </w:tcPr>
           <w:p>
             <w:pPr>
-              <w:spacing w:after="0" w:line="360" w:lineRule="auto"/>
+              <w:spacing w:line="360" w:lineRule="auto"/>
               <w:jc w:val="both"/>
               <w:rPr>
                 <w:rFonts w:ascii="Times New Roman" w:hAnsi="Times New Roman" w:cs="Times New Roman"/>
@@ -6215,19 +5664,11 @@
         </w:tc>
         <w:tc>
           <w:tcPr>
-            <w:tcW w:w="0" w:type="auto"/>
-            <w:tcMar>
-              <w:top w:w="150" w:type="dxa"/>
-              <w:left w:w="240" w:type="dxa"/>
-              <w:bottom w:w="150" w:type="dxa"/>
-              <w:right w:w="0" w:type="dxa"/>
-            </w:tcMar>
-            <w:vAlign w:val="center"/>
-            <w:hideMark/>
+            <w:tcW w:w="1837" w:type="dxa"/>
           </w:tcPr>
           <w:p>
             <w:pPr>
-              <w:spacing w:after="0" w:line="360" w:lineRule="auto"/>
+              <w:spacing w:line="360" w:lineRule="auto"/>
               <w:jc w:val="both"/>
               <w:rPr>
                 <w:rFonts w:ascii="Times New Roman" w:hAnsi="Times New Roman" w:cs="Times New Roman"/>
@@ -6257,6 +5698,17 @@
           <w:szCs w:val="28"/>
         </w:rPr>
       </w:pPr>
+    </w:p>
+    <w:p>
+      <w:pPr>
+        <w:spacing w:after="0" w:line="360" w:lineRule="auto"/>
+        <w:jc w:val="both"/>
+        <w:rPr>
+          <w:rFonts w:ascii="Times New Roman" w:hAnsi="Times New Roman" w:cs="Times New Roman"/>
+          <w:sz w:val="28"/>
+          <w:szCs w:val="28"/>
+        </w:rPr>
+      </w:pPr>
       <w:r>
         <w:rPr>
           <w:rFonts w:ascii="Times New Roman" w:hAnsi="Times New Roman" w:cs="Times New Roman"/>
@@ -6910,58 +6362,26 @@
         <w:t>концов.</w:t>
       </w:r>
     </w:p>
-    <w:p>
-      <w:pPr>
-        <w:spacing w:after="0" w:line="360" w:lineRule="auto"/>
-        <w:jc w:val="both"/>
-        <w:rPr>
-          <w:rFonts w:ascii="Times New Roman" w:hAnsi="Times New Roman" w:cs="Times New Roman"/>
-          <w:sz w:val="28"/>
-          <w:szCs w:val="28"/>
-        </w:rPr>
-      </w:pPr>
-    </w:p>
     <w:tbl>
       <w:tblPr>
-        <w:tblW w:w="11280" w:type="dxa"/>
-        <w:jc w:val="center"/>
-        <w:tblCellMar>
-          <w:top w:w="15" w:type="dxa"/>
-          <w:left w:w="15" w:type="dxa"/>
-          <w:bottom w:w="15" w:type="dxa"/>
-          <w:right w:w="15" w:type="dxa"/>
-        </w:tblCellMar>
+        <w:tblStyle w:val="a3"/>
+        <w:tblW w:w="0" w:type="auto"/>
         <w:tblLook w:val="04A0" w:firstRow="1" w:lastRow="0" w:firstColumn="1" w:lastColumn="0" w:noHBand="0" w:noVBand="1"/>
       </w:tblPr>
       <w:tblGrid>
-        <w:gridCol w:w="3047"/>
-        <w:gridCol w:w="5786"/>
-        <w:gridCol w:w="2447"/>
+        <w:gridCol w:w="2263"/>
+        <w:gridCol w:w="4962"/>
+        <w:gridCol w:w="2120"/>
       </w:tblGrid>
       <w:tr>
-        <w:trPr>
-          <w:tblHeader/>
-          <w:jc w:val="center"/>
-        </w:trPr>
         <w:tc>
           <w:tcPr>
-            <w:tcW w:w="0" w:type="auto"/>
-            <w:tcBorders>
-              <w:top w:val="nil"/>
-            </w:tcBorders>
-            <w:tcMar>
-              <w:top w:w="150" w:type="dxa"/>
-              <w:left w:w="0" w:type="dxa"/>
-              <w:bottom w:w="150" w:type="dxa"/>
-              <w:right w:w="240" w:type="dxa"/>
-            </w:tcMar>
-            <w:vAlign w:val="center"/>
-            <w:hideMark/>
+            <w:tcW w:w="2263" w:type="dxa"/>
           </w:tcPr>
           <w:p>
             <w:pPr>
-              <w:spacing w:after="0" w:line="360" w:lineRule="auto"/>
-              <w:jc w:val="both"/>
+              <w:spacing w:line="360" w:lineRule="auto"/>
+              <w:jc w:val="center"/>
               <w:rPr>
                 <w:rFonts w:ascii="Times New Roman" w:hAnsi="Times New Roman" w:cs="Times New Roman"/>
                 <w:sz w:val="28"/>
@@ -6980,23 +6400,12 @@
         </w:tc>
         <w:tc>
           <w:tcPr>
-            <w:tcW w:w="0" w:type="auto"/>
-            <w:tcBorders>
-              <w:top w:val="nil"/>
-            </w:tcBorders>
-            <w:tcMar>
-              <w:top w:w="150" w:type="dxa"/>
-              <w:left w:w="240" w:type="dxa"/>
-              <w:bottom w:w="150" w:type="dxa"/>
-              <w:right w:w="240" w:type="dxa"/>
-            </w:tcMar>
-            <w:vAlign w:val="center"/>
-            <w:hideMark/>
+            <w:tcW w:w="4962" w:type="dxa"/>
           </w:tcPr>
           <w:p>
             <w:pPr>
-              <w:spacing w:after="0" w:line="360" w:lineRule="auto"/>
-              <w:jc w:val="both"/>
+              <w:spacing w:line="360" w:lineRule="auto"/>
+              <w:jc w:val="center"/>
               <w:rPr>
                 <w:rFonts w:ascii="Times New Roman" w:hAnsi="Times New Roman" w:cs="Times New Roman"/>
                 <w:sz w:val="28"/>
@@ -7015,23 +6424,12 @@
         </w:tc>
         <w:tc>
           <w:tcPr>
-            <w:tcW w:w="0" w:type="auto"/>
-            <w:tcBorders>
-              <w:top w:val="nil"/>
-            </w:tcBorders>
-            <w:tcMar>
-              <w:top w:w="150" w:type="dxa"/>
-              <w:left w:w="240" w:type="dxa"/>
-              <w:bottom w:w="150" w:type="dxa"/>
-              <w:right w:w="240" w:type="dxa"/>
-            </w:tcMar>
-            <w:vAlign w:val="center"/>
-            <w:hideMark/>
+            <w:tcW w:w="2120" w:type="dxa"/>
           </w:tcPr>
           <w:p>
             <w:pPr>
-              <w:spacing w:after="0" w:line="360" w:lineRule="auto"/>
-              <w:jc w:val="both"/>
+              <w:spacing w:line="360" w:lineRule="auto"/>
+              <w:jc w:val="center"/>
               <w:rPr>
                 <w:rFonts w:ascii="Times New Roman" w:hAnsi="Times New Roman" w:cs="Times New Roman"/>
                 <w:sz w:val="28"/>
@@ -7050,25 +6448,14 @@
         </w:tc>
       </w:tr>
       <w:tr>
-        <w:trPr>
-          <w:jc w:val="center"/>
-        </w:trPr>
         <w:tc>
           <w:tcPr>
-            <w:tcW w:w="0" w:type="auto"/>
-            <w:tcMar>
-              <w:top w:w="150" w:type="dxa"/>
-              <w:left w:w="0" w:type="dxa"/>
-              <w:bottom w:w="150" w:type="dxa"/>
-              <w:right w:w="240" w:type="dxa"/>
-            </w:tcMar>
-            <w:vAlign w:val="center"/>
-            <w:hideMark/>
+            <w:tcW w:w="2263" w:type="dxa"/>
           </w:tcPr>
           <w:p>
             <w:pPr>
-              <w:spacing w:after="0" w:line="360" w:lineRule="auto"/>
-              <w:jc w:val="both"/>
+              <w:spacing w:line="360" w:lineRule="auto"/>
+              <w:jc w:val="center"/>
               <w:rPr>
                 <w:rFonts w:ascii="Times New Roman" w:hAnsi="Times New Roman" w:cs="Times New Roman"/>
                 <w:sz w:val="28"/>
@@ -7115,20 +6502,12 @@
         </w:tc>
         <w:tc>
           <w:tcPr>
-            <w:tcW w:w="0" w:type="auto"/>
-            <w:tcMar>
-              <w:top w:w="150" w:type="dxa"/>
-              <w:left w:w="240" w:type="dxa"/>
-              <w:bottom w:w="150" w:type="dxa"/>
-              <w:right w:w="240" w:type="dxa"/>
-            </w:tcMar>
-            <w:vAlign w:val="center"/>
-            <w:hideMark/>
+            <w:tcW w:w="4962" w:type="dxa"/>
           </w:tcPr>
           <w:p>
             <w:pPr>
-              <w:spacing w:after="0" w:line="360" w:lineRule="auto"/>
-              <w:jc w:val="both"/>
+              <w:spacing w:line="360" w:lineRule="auto"/>
+              <w:jc w:val="center"/>
               <w:rPr>
                 <w:rFonts w:ascii="Times New Roman" w:hAnsi="Times New Roman" w:cs="Times New Roman"/>
                 <w:sz w:val="28"/>
@@ -7195,20 +6574,12 @@
         </w:tc>
         <w:tc>
           <w:tcPr>
-            <w:tcW w:w="0" w:type="auto"/>
-            <w:tcMar>
-              <w:top w:w="150" w:type="dxa"/>
-              <w:left w:w="240" w:type="dxa"/>
-              <w:bottom w:w="150" w:type="dxa"/>
-              <w:right w:w="0" w:type="dxa"/>
-            </w:tcMar>
-            <w:vAlign w:val="center"/>
-            <w:hideMark/>
+            <w:tcW w:w="2120" w:type="dxa"/>
           </w:tcPr>
           <w:p>
             <w:pPr>
-              <w:spacing w:after="0" w:line="360" w:lineRule="auto"/>
-              <w:jc w:val="both"/>
+              <w:spacing w:line="360" w:lineRule="auto"/>
+              <w:jc w:val="center"/>
               <w:rPr>
                 <w:rFonts w:ascii="Times New Roman" w:hAnsi="Times New Roman" w:cs="Times New Roman"/>
                 <w:sz w:val="28"/>
@@ -7227,25 +6598,14 @@
         </w:tc>
       </w:tr>
       <w:tr>
-        <w:trPr>
-          <w:jc w:val="center"/>
-        </w:trPr>
         <w:tc>
           <w:tcPr>
-            <w:tcW w:w="0" w:type="auto"/>
-            <w:tcMar>
-              <w:top w:w="150" w:type="dxa"/>
-              <w:left w:w="0" w:type="dxa"/>
-              <w:bottom w:w="150" w:type="dxa"/>
-              <w:right w:w="240" w:type="dxa"/>
-            </w:tcMar>
-            <w:vAlign w:val="center"/>
-            <w:hideMark/>
+            <w:tcW w:w="2263" w:type="dxa"/>
           </w:tcPr>
           <w:p>
             <w:pPr>
-              <w:spacing w:after="0" w:line="360" w:lineRule="auto"/>
-              <w:jc w:val="both"/>
+              <w:spacing w:line="360" w:lineRule="auto"/>
+              <w:jc w:val="center"/>
               <w:rPr>
                 <w:rFonts w:ascii="Times New Roman" w:hAnsi="Times New Roman" w:cs="Times New Roman"/>
                 <w:sz w:val="28"/>
@@ -7259,7 +6619,6 @@
                 <w:sz w:val="28"/>
                 <w:szCs w:val="28"/>
               </w:rPr>
-              <w:lastRenderedPageBreak/>
               <w:t>push_back</w:t>
             </w:r>
             <w:proofErr w:type="spellEnd"/>
@@ -7293,20 +6652,12 @@
         </w:tc>
         <w:tc>
           <w:tcPr>
-            <w:tcW w:w="0" w:type="auto"/>
-            <w:tcMar>
-              <w:top w:w="150" w:type="dxa"/>
-              <w:left w:w="240" w:type="dxa"/>
-              <w:bottom w:w="150" w:type="dxa"/>
-              <w:right w:w="240" w:type="dxa"/>
-            </w:tcMar>
-            <w:vAlign w:val="center"/>
-            <w:hideMark/>
+            <w:tcW w:w="4962" w:type="dxa"/>
           </w:tcPr>
           <w:p>
             <w:pPr>
-              <w:spacing w:after="0" w:line="360" w:lineRule="auto"/>
-              <w:jc w:val="both"/>
+              <w:spacing w:line="360" w:lineRule="auto"/>
+              <w:jc w:val="center"/>
               <w:rPr>
                 <w:rFonts w:ascii="Times New Roman" w:hAnsi="Times New Roman" w:cs="Times New Roman"/>
                 <w:sz w:val="28"/>
@@ -7373,20 +6724,12 @@
         </w:tc>
         <w:tc>
           <w:tcPr>
-            <w:tcW w:w="0" w:type="auto"/>
-            <w:tcMar>
-              <w:top w:w="150" w:type="dxa"/>
-              <w:left w:w="240" w:type="dxa"/>
-              <w:bottom w:w="150" w:type="dxa"/>
-              <w:right w:w="0" w:type="dxa"/>
-            </w:tcMar>
-            <w:vAlign w:val="center"/>
-            <w:hideMark/>
+            <w:tcW w:w="2120" w:type="dxa"/>
           </w:tcPr>
           <w:p>
             <w:pPr>
-              <w:spacing w:after="0" w:line="360" w:lineRule="auto"/>
-              <w:jc w:val="both"/>
+              <w:spacing w:line="360" w:lineRule="auto"/>
+              <w:jc w:val="center"/>
               <w:rPr>
                 <w:rFonts w:ascii="Times New Roman" w:hAnsi="Times New Roman" w:cs="Times New Roman"/>
                 <w:sz w:val="28"/>
@@ -7405,25 +6748,14 @@
         </w:tc>
       </w:tr>
       <w:tr>
-        <w:trPr>
-          <w:jc w:val="center"/>
-        </w:trPr>
         <w:tc>
           <w:tcPr>
-            <w:tcW w:w="0" w:type="auto"/>
-            <w:tcMar>
-              <w:top w:w="150" w:type="dxa"/>
-              <w:left w:w="0" w:type="dxa"/>
-              <w:bottom w:w="150" w:type="dxa"/>
-              <w:right w:w="240" w:type="dxa"/>
-            </w:tcMar>
-            <w:vAlign w:val="center"/>
-            <w:hideMark/>
+            <w:tcW w:w="2263" w:type="dxa"/>
           </w:tcPr>
           <w:p>
             <w:pPr>
-              <w:spacing w:after="0" w:line="360" w:lineRule="auto"/>
-              <w:jc w:val="both"/>
+              <w:spacing w:line="360" w:lineRule="auto"/>
+              <w:jc w:val="center"/>
               <w:rPr>
                 <w:rFonts w:ascii="Times New Roman" w:hAnsi="Times New Roman" w:cs="Times New Roman"/>
                 <w:sz w:val="28"/>
@@ -7452,20 +6784,12 @@
         </w:tc>
         <w:tc>
           <w:tcPr>
-            <w:tcW w:w="0" w:type="auto"/>
-            <w:tcMar>
-              <w:top w:w="150" w:type="dxa"/>
-              <w:left w:w="240" w:type="dxa"/>
-              <w:bottom w:w="150" w:type="dxa"/>
-              <w:right w:w="240" w:type="dxa"/>
-            </w:tcMar>
-            <w:vAlign w:val="center"/>
-            <w:hideMark/>
+            <w:tcW w:w="4962" w:type="dxa"/>
           </w:tcPr>
           <w:p>
             <w:pPr>
-              <w:spacing w:after="0" w:line="360" w:lineRule="auto"/>
-              <w:jc w:val="both"/>
+              <w:spacing w:line="360" w:lineRule="auto"/>
+              <w:jc w:val="center"/>
               <w:rPr>
                 <w:rFonts w:ascii="Times New Roman" w:hAnsi="Times New Roman" w:cs="Times New Roman"/>
                 <w:sz w:val="28"/>
@@ -7532,20 +6856,12 @@
         </w:tc>
         <w:tc>
           <w:tcPr>
-            <w:tcW w:w="0" w:type="auto"/>
-            <w:tcMar>
-              <w:top w:w="150" w:type="dxa"/>
-              <w:left w:w="240" w:type="dxa"/>
-              <w:bottom w:w="150" w:type="dxa"/>
-              <w:right w:w="0" w:type="dxa"/>
-            </w:tcMar>
-            <w:vAlign w:val="center"/>
-            <w:hideMark/>
+            <w:tcW w:w="2120" w:type="dxa"/>
           </w:tcPr>
           <w:p>
             <w:pPr>
-              <w:spacing w:after="0" w:line="360" w:lineRule="auto"/>
-              <w:jc w:val="both"/>
+              <w:spacing w:line="360" w:lineRule="auto"/>
+              <w:jc w:val="center"/>
               <w:rPr>
                 <w:rFonts w:ascii="Times New Roman" w:hAnsi="Times New Roman" w:cs="Times New Roman"/>
                 <w:sz w:val="28"/>
@@ -7564,25 +6880,14 @@
         </w:tc>
       </w:tr>
       <w:tr>
-        <w:trPr>
-          <w:jc w:val="center"/>
-        </w:trPr>
         <w:tc>
           <w:tcPr>
-            <w:tcW w:w="0" w:type="auto"/>
-            <w:tcMar>
-              <w:top w:w="150" w:type="dxa"/>
-              <w:left w:w="0" w:type="dxa"/>
-              <w:bottom w:w="150" w:type="dxa"/>
-              <w:right w:w="240" w:type="dxa"/>
-            </w:tcMar>
-            <w:vAlign w:val="center"/>
-            <w:hideMark/>
+            <w:tcW w:w="2263" w:type="dxa"/>
           </w:tcPr>
           <w:p>
             <w:pPr>
-              <w:spacing w:after="0" w:line="360" w:lineRule="auto"/>
-              <w:jc w:val="both"/>
+              <w:spacing w:line="360" w:lineRule="auto"/>
+              <w:jc w:val="center"/>
               <w:rPr>
                 <w:rFonts w:ascii="Times New Roman" w:hAnsi="Times New Roman" w:cs="Times New Roman"/>
                 <w:sz w:val="28"/>
@@ -7611,20 +6916,12 @@
         </w:tc>
         <w:tc>
           <w:tcPr>
-            <w:tcW w:w="0" w:type="auto"/>
-            <w:tcMar>
-              <w:top w:w="150" w:type="dxa"/>
-              <w:left w:w="240" w:type="dxa"/>
-              <w:bottom w:w="150" w:type="dxa"/>
-              <w:right w:w="240" w:type="dxa"/>
-            </w:tcMar>
-            <w:vAlign w:val="center"/>
-            <w:hideMark/>
+            <w:tcW w:w="4962" w:type="dxa"/>
           </w:tcPr>
           <w:p>
             <w:pPr>
-              <w:spacing w:after="0" w:line="360" w:lineRule="auto"/>
-              <w:jc w:val="both"/>
+              <w:spacing w:line="360" w:lineRule="auto"/>
+              <w:jc w:val="center"/>
               <w:rPr>
                 <w:rFonts w:ascii="Times New Roman" w:hAnsi="Times New Roman" w:cs="Times New Roman"/>
                 <w:sz w:val="28"/>
@@ -7691,20 +6988,12 @@
         </w:tc>
         <w:tc>
           <w:tcPr>
-            <w:tcW w:w="0" w:type="auto"/>
-            <w:tcMar>
-              <w:top w:w="150" w:type="dxa"/>
-              <w:left w:w="240" w:type="dxa"/>
-              <w:bottom w:w="150" w:type="dxa"/>
-              <w:right w:w="0" w:type="dxa"/>
-            </w:tcMar>
-            <w:vAlign w:val="center"/>
-            <w:hideMark/>
+            <w:tcW w:w="2120" w:type="dxa"/>
           </w:tcPr>
           <w:p>
             <w:pPr>
-              <w:spacing w:after="0" w:line="360" w:lineRule="auto"/>
-              <w:jc w:val="both"/>
+              <w:spacing w:line="360" w:lineRule="auto"/>
+              <w:jc w:val="center"/>
               <w:rPr>
                 <w:rFonts w:ascii="Times New Roman" w:hAnsi="Times New Roman" w:cs="Times New Roman"/>
                 <w:sz w:val="28"/>
@@ -7723,25 +7012,14 @@
         </w:tc>
       </w:tr>
       <w:tr>
-        <w:trPr>
-          <w:jc w:val="center"/>
-        </w:trPr>
         <w:tc>
           <w:tcPr>
-            <w:tcW w:w="0" w:type="auto"/>
-            <w:tcMar>
-              <w:top w:w="150" w:type="dxa"/>
-              <w:left w:w="0" w:type="dxa"/>
-              <w:bottom w:w="150" w:type="dxa"/>
-              <w:right w:w="240" w:type="dxa"/>
-            </w:tcMar>
-            <w:vAlign w:val="center"/>
-            <w:hideMark/>
+            <w:tcW w:w="2263" w:type="dxa"/>
           </w:tcPr>
           <w:p>
             <w:pPr>
-              <w:spacing w:after="0" w:line="360" w:lineRule="auto"/>
-              <w:jc w:val="both"/>
+              <w:spacing w:line="360" w:lineRule="auto"/>
+              <w:jc w:val="center"/>
               <w:rPr>
                 <w:rFonts w:ascii="Times New Roman" w:hAnsi="Times New Roman" w:cs="Times New Roman"/>
                 <w:sz w:val="28"/>
@@ -7770,20 +7048,12 @@
         </w:tc>
         <w:tc>
           <w:tcPr>
-            <w:tcW w:w="0" w:type="auto"/>
-            <w:tcMar>
-              <w:top w:w="150" w:type="dxa"/>
-              <w:left w:w="240" w:type="dxa"/>
-              <w:bottom w:w="150" w:type="dxa"/>
-              <w:right w:w="240" w:type="dxa"/>
-            </w:tcMar>
-            <w:vAlign w:val="center"/>
-            <w:hideMark/>
+            <w:tcW w:w="4962" w:type="dxa"/>
           </w:tcPr>
           <w:p>
             <w:pPr>
-              <w:spacing w:after="0" w:line="360" w:lineRule="auto"/>
-              <w:jc w:val="both"/>
+              <w:spacing w:line="360" w:lineRule="auto"/>
+              <w:jc w:val="center"/>
               <w:rPr>
                 <w:rFonts w:ascii="Times New Roman" w:hAnsi="Times New Roman" w:cs="Times New Roman"/>
                 <w:sz w:val="28"/>
@@ -7834,20 +7104,12 @@
         </w:tc>
         <w:tc>
           <w:tcPr>
-            <w:tcW w:w="0" w:type="auto"/>
-            <w:tcMar>
-              <w:top w:w="150" w:type="dxa"/>
-              <w:left w:w="240" w:type="dxa"/>
-              <w:bottom w:w="150" w:type="dxa"/>
-              <w:right w:w="0" w:type="dxa"/>
-            </w:tcMar>
-            <w:vAlign w:val="center"/>
-            <w:hideMark/>
+            <w:tcW w:w="2120" w:type="dxa"/>
           </w:tcPr>
           <w:p>
             <w:pPr>
-              <w:spacing w:after="0" w:line="360" w:lineRule="auto"/>
-              <w:jc w:val="both"/>
+              <w:spacing w:line="360" w:lineRule="auto"/>
+              <w:jc w:val="center"/>
               <w:rPr>
                 <w:rFonts w:ascii="Times New Roman" w:hAnsi="Times New Roman" w:cs="Times New Roman"/>
                 <w:sz w:val="28"/>
@@ -7866,25 +7128,14 @@
         </w:tc>
       </w:tr>
       <w:tr>
-        <w:trPr>
-          <w:jc w:val="center"/>
-        </w:trPr>
         <w:tc>
           <w:tcPr>
-            <w:tcW w:w="0" w:type="auto"/>
-            <w:tcMar>
-              <w:top w:w="150" w:type="dxa"/>
-              <w:left w:w="0" w:type="dxa"/>
-              <w:bottom w:w="150" w:type="dxa"/>
-              <w:right w:w="240" w:type="dxa"/>
-            </w:tcMar>
-            <w:vAlign w:val="center"/>
-            <w:hideMark/>
+            <w:tcW w:w="2263" w:type="dxa"/>
           </w:tcPr>
           <w:p>
             <w:pPr>
-              <w:spacing w:after="0" w:line="360" w:lineRule="auto"/>
-              <w:jc w:val="both"/>
+              <w:spacing w:line="360" w:lineRule="auto"/>
+              <w:jc w:val="center"/>
               <w:rPr>
                 <w:rFonts w:ascii="Times New Roman" w:hAnsi="Times New Roman" w:cs="Times New Roman"/>
                 <w:sz w:val="28"/>
@@ -7913,20 +7164,12 @@
         </w:tc>
         <w:tc>
           <w:tcPr>
-            <w:tcW w:w="0" w:type="auto"/>
-            <w:tcMar>
-              <w:top w:w="150" w:type="dxa"/>
-              <w:left w:w="240" w:type="dxa"/>
-              <w:bottom w:w="150" w:type="dxa"/>
-              <w:right w:w="240" w:type="dxa"/>
-            </w:tcMar>
-            <w:vAlign w:val="center"/>
-            <w:hideMark/>
+            <w:tcW w:w="4962" w:type="dxa"/>
           </w:tcPr>
           <w:p>
             <w:pPr>
-              <w:spacing w:after="0" w:line="360" w:lineRule="auto"/>
-              <w:jc w:val="both"/>
+              <w:spacing w:line="360" w:lineRule="auto"/>
+              <w:jc w:val="center"/>
               <w:rPr>
                 <w:rFonts w:ascii="Times New Roman" w:hAnsi="Times New Roman" w:cs="Times New Roman"/>
                 <w:sz w:val="28"/>
@@ -7977,20 +7220,12 @@
         </w:tc>
         <w:tc>
           <w:tcPr>
-            <w:tcW w:w="0" w:type="auto"/>
-            <w:tcMar>
-              <w:top w:w="150" w:type="dxa"/>
-              <w:left w:w="240" w:type="dxa"/>
-              <w:bottom w:w="150" w:type="dxa"/>
-              <w:right w:w="0" w:type="dxa"/>
-            </w:tcMar>
-            <w:vAlign w:val="center"/>
-            <w:hideMark/>
+            <w:tcW w:w="2120" w:type="dxa"/>
           </w:tcPr>
           <w:p>
             <w:pPr>
-              <w:spacing w:after="0" w:line="360" w:lineRule="auto"/>
-              <w:jc w:val="both"/>
+              <w:spacing w:line="360" w:lineRule="auto"/>
+              <w:jc w:val="center"/>
               <w:rPr>
                 <w:rFonts w:ascii="Times New Roman" w:hAnsi="Times New Roman" w:cs="Times New Roman"/>
                 <w:sz w:val="28"/>
@@ -8023,6 +7258,7 @@
     <w:p>
       <w:pPr>
         <w:spacing w:after="0" w:line="360" w:lineRule="auto"/>
+        <w:ind w:firstLine="709"/>
         <w:jc w:val="both"/>
         <w:rPr>
           <w:rFonts w:ascii="Times New Roman" w:hAnsi="Times New Roman" w:cs="Times New Roman"/>
@@ -8036,6 +7272,7 @@
           <w:sz w:val="28"/>
           <w:szCs w:val="28"/>
         </w:rPr>
+        <w:lastRenderedPageBreak/>
         <w:t>4.</w:t>
       </w:r>
       <w:r>
@@ -8309,51 +7546,150 @@
           <w:szCs w:val="28"/>
         </w:rPr>
         <w:t>первым.</w:t>
+      </w:r>
+    </w:p>
+    <w:p>
+      <w:pPr>
+        <w:spacing w:after="0" w:line="360" w:lineRule="auto"/>
+        <w:ind w:firstLine="709"/>
+        <w:jc w:val="both"/>
+        <w:rPr>
+          <w:rFonts w:ascii="Times New Roman" w:hAnsi="Times New Roman" w:cs="Times New Roman"/>
+          <w:sz w:val="28"/>
+          <w:szCs w:val="28"/>
+        </w:rPr>
+      </w:pPr>
+      <w:r>
+        <w:rPr>
+          <w:rFonts w:ascii="Times New Roman" w:hAnsi="Times New Roman" w:cs="Times New Roman"/>
+          <w:sz w:val="28"/>
+          <w:szCs w:val="28"/>
+        </w:rPr>
+        <w:t>Обычно</w:t>
+      </w:r>
+      <w:r>
+        <w:rPr>
+          <w:rFonts w:ascii="Times New Roman" w:hAnsi="Times New Roman" w:cs="Times New Roman"/>
+          <w:sz w:val="28"/>
+          <w:szCs w:val="28"/>
+        </w:rPr>
+        <w:t xml:space="preserve"> </w:t>
+      </w:r>
+      <w:r>
+        <w:rPr>
+          <w:rFonts w:ascii="Times New Roman" w:hAnsi="Times New Roman" w:cs="Times New Roman"/>
+          <w:sz w:val="28"/>
+          <w:szCs w:val="28"/>
+        </w:rPr>
+        <w:t>на</w:t>
+      </w:r>
+      <w:r>
+        <w:rPr>
+          <w:rFonts w:ascii="Times New Roman" w:hAnsi="Times New Roman" w:cs="Times New Roman"/>
+          <w:sz w:val="28"/>
+          <w:szCs w:val="28"/>
+        </w:rPr>
+        <w:t xml:space="preserve"> </w:t>
+      </w:r>
+      <w:r>
+        <w:rPr>
+          <w:rFonts w:ascii="Times New Roman" w:hAnsi="Times New Roman" w:cs="Times New Roman"/>
+          <w:sz w:val="28"/>
+          <w:szCs w:val="28"/>
+        </w:rPr>
+        <w:t>основе</w:t>
+      </w:r>
+      <w:r>
+        <w:rPr>
+          <w:rFonts w:ascii="Times New Roman" w:hAnsi="Times New Roman" w:cs="Times New Roman"/>
+          <w:sz w:val="28"/>
+          <w:szCs w:val="28"/>
+        </w:rPr>
+        <w:t xml:space="preserve"> </w:t>
+      </w:r>
+      <w:r>
+        <w:rPr>
+          <w:rFonts w:ascii="Times New Roman" w:hAnsi="Times New Roman" w:cs="Times New Roman"/>
+          <w:sz w:val="28"/>
+          <w:szCs w:val="28"/>
+        </w:rPr>
+        <w:t>двоичной</w:t>
+      </w:r>
+      <w:r>
+        <w:rPr>
+          <w:rFonts w:ascii="Times New Roman" w:hAnsi="Times New Roman" w:cs="Times New Roman"/>
+          <w:sz w:val="28"/>
+          <w:szCs w:val="28"/>
+        </w:rPr>
+        <w:t xml:space="preserve"> </w:t>
+      </w:r>
+      <w:r>
+        <w:rPr>
+          <w:rFonts w:ascii="Times New Roman" w:hAnsi="Times New Roman" w:cs="Times New Roman"/>
+          <w:sz w:val="28"/>
+          <w:szCs w:val="28"/>
+        </w:rPr>
+        <w:t>кучи</w:t>
+      </w:r>
+      <w:r>
+        <w:rPr>
+          <w:rFonts w:ascii="Times New Roman" w:hAnsi="Times New Roman" w:cs="Times New Roman"/>
+          <w:sz w:val="28"/>
+          <w:szCs w:val="28"/>
+        </w:rPr>
+        <w:t xml:space="preserve"> </w:t>
+      </w:r>
+      <w:r>
+        <w:rPr>
+          <w:rFonts w:ascii="Times New Roman" w:hAnsi="Times New Roman" w:cs="Times New Roman"/>
+          <w:sz w:val="28"/>
+          <w:szCs w:val="28"/>
+        </w:rPr>
+        <w:t>(</w:t>
+      </w:r>
+      <w:proofErr w:type="spellStart"/>
+      <w:r>
+        <w:rPr>
+          <w:rFonts w:ascii="Times New Roman" w:hAnsi="Times New Roman" w:cs="Times New Roman"/>
+          <w:sz w:val="28"/>
+          <w:szCs w:val="28"/>
+        </w:rPr>
+        <w:t>heap</w:t>
+      </w:r>
+      <w:proofErr w:type="spellEnd"/>
+      <w:r>
+        <w:rPr>
+          <w:rFonts w:ascii="Times New Roman" w:hAnsi="Times New Roman" w:cs="Times New Roman"/>
+          <w:sz w:val="28"/>
+          <w:szCs w:val="28"/>
+        </w:rPr>
+        <w:t>).</w:t>
       </w:r>
     </w:p>
     <w:tbl>
       <w:tblPr>
-        <w:tblW w:w="11280" w:type="dxa"/>
-        <w:jc w:val="center"/>
-        <w:tblCellMar>
-          <w:top w:w="15" w:type="dxa"/>
-          <w:left w:w="15" w:type="dxa"/>
-          <w:bottom w:w="15" w:type="dxa"/>
-          <w:right w:w="15" w:type="dxa"/>
-        </w:tblCellMar>
+        <w:tblStyle w:val="a3"/>
+        <w:tblW w:w="0" w:type="auto"/>
         <w:tblLook w:val="04A0" w:firstRow="1" w:lastRow="0" w:firstColumn="1" w:lastColumn="0" w:noHBand="0" w:noVBand="1"/>
       </w:tblPr>
       <w:tblGrid>
-        <w:gridCol w:w="1820"/>
-        <w:gridCol w:w="7358"/>
-        <w:gridCol w:w="2102"/>
+        <w:gridCol w:w="3115"/>
+        <w:gridCol w:w="3115"/>
+        <w:gridCol w:w="3115"/>
       </w:tblGrid>
       <w:tr>
-        <w:trPr>
-          <w:tblHeader/>
-          <w:jc w:val="center"/>
-        </w:trPr>
         <w:tc>
           <w:tcPr>
-            <w:tcW w:w="0" w:type="auto"/>
-            <w:tcBorders>
-              <w:top w:val="nil"/>
-            </w:tcBorders>
-            <w:tcMar>
-              <w:top w:w="150" w:type="dxa"/>
-              <w:left w:w="0" w:type="dxa"/>
-              <w:bottom w:w="150" w:type="dxa"/>
-              <w:right w:w="240" w:type="dxa"/>
-            </w:tcMar>
-            <w:vAlign w:val="center"/>
-            <w:hideMark/>
+            <w:tcW w:w="3115" w:type="dxa"/>
           </w:tcPr>
           <w:p>
             <w:pPr>
-              <w:spacing w:after="0" w:line="360" w:lineRule="auto"/>
-              <w:jc w:val="both"/>
-              <w:rPr>
-                <w:rFonts w:ascii="Times New Roman" w:hAnsi="Times New Roman" w:cs="Times New Roman"/>
+              <w:spacing w:line="360" w:lineRule="auto"/>
+              <w:jc w:val="center"/>
+              <w:rPr>
+                <w:rFonts w:ascii="Times New Roman" w:hAnsi="Times New Roman" w:cs="Times New Roman"/>
+                <w:b/>
+                <w:bCs/>
                 <w:sz w:val="28"/>
                 <w:szCs w:val="28"/>
               </w:rPr>
@@ -8370,25 +7706,16 @@
         </w:tc>
         <w:tc>
           <w:tcPr>
-            <w:tcW w:w="0" w:type="auto"/>
-            <w:tcBorders>
-              <w:top w:val="nil"/>
-            </w:tcBorders>
-            <w:tcMar>
-              <w:top w:w="150" w:type="dxa"/>
-              <w:left w:w="240" w:type="dxa"/>
-              <w:bottom w:w="150" w:type="dxa"/>
-              <w:right w:w="240" w:type="dxa"/>
-            </w:tcMar>
-            <w:vAlign w:val="center"/>
-            <w:hideMark/>
+            <w:tcW w:w="3115" w:type="dxa"/>
           </w:tcPr>
           <w:p>
             <w:pPr>
-              <w:spacing w:after="0" w:line="360" w:lineRule="auto"/>
-              <w:jc w:val="both"/>
-              <w:rPr>
-                <w:rFonts w:ascii="Times New Roman" w:hAnsi="Times New Roman" w:cs="Times New Roman"/>
+              <w:spacing w:line="360" w:lineRule="auto"/>
+              <w:jc w:val="center"/>
+              <w:rPr>
+                <w:rFonts w:ascii="Times New Roman" w:hAnsi="Times New Roman" w:cs="Times New Roman"/>
+                <w:b/>
+                <w:bCs/>
                 <w:sz w:val="28"/>
                 <w:szCs w:val="28"/>
               </w:rPr>
@@ -8405,25 +7732,16 @@
         </w:tc>
         <w:tc>
           <w:tcPr>
-            <w:tcW w:w="0" w:type="auto"/>
-            <w:tcBorders>
-              <w:top w:val="nil"/>
-            </w:tcBorders>
-            <w:tcMar>
-              <w:top w:w="150" w:type="dxa"/>
-              <w:left w:w="240" w:type="dxa"/>
-              <w:bottom w:w="150" w:type="dxa"/>
-              <w:right w:w="240" w:type="dxa"/>
-            </w:tcMar>
-            <w:vAlign w:val="center"/>
-            <w:hideMark/>
+            <w:tcW w:w="3115" w:type="dxa"/>
           </w:tcPr>
           <w:p>
             <w:pPr>
-              <w:spacing w:after="0" w:line="360" w:lineRule="auto"/>
-              <w:jc w:val="both"/>
-              <w:rPr>
-                <w:rFonts w:ascii="Times New Roman" w:hAnsi="Times New Roman" w:cs="Times New Roman"/>
+              <w:spacing w:line="360" w:lineRule="auto"/>
+              <w:jc w:val="center"/>
+              <w:rPr>
+                <w:rFonts w:ascii="Times New Roman" w:hAnsi="Times New Roman" w:cs="Times New Roman"/>
+                <w:b/>
+                <w:bCs/>
                 <w:sz w:val="28"/>
                 <w:szCs w:val="28"/>
               </w:rPr>
@@ -8440,27 +7758,18 @@
         </w:tc>
       </w:tr>
       <w:tr>
-        <w:trPr>
-          <w:jc w:val="center"/>
-        </w:trPr>
         <w:tc>
           <w:tcPr>
-            <w:tcW w:w="0" w:type="auto"/>
-            <w:tcMar>
-              <w:top w:w="150" w:type="dxa"/>
-              <w:left w:w="0" w:type="dxa"/>
-              <w:bottom w:w="150" w:type="dxa"/>
-              <w:right w:w="240" w:type="dxa"/>
-            </w:tcMar>
-            <w:vAlign w:val="center"/>
-            <w:hideMark/>
+            <w:tcW w:w="3115" w:type="dxa"/>
           </w:tcPr>
           <w:p>
             <w:pPr>
-              <w:spacing w:after="0" w:line="360" w:lineRule="auto"/>
-              <w:jc w:val="both"/>
-              <w:rPr>
-                <w:rFonts w:ascii="Times New Roman" w:hAnsi="Times New Roman" w:cs="Times New Roman"/>
+              <w:spacing w:line="360" w:lineRule="auto"/>
+              <w:jc w:val="center"/>
+              <w:rPr>
+                <w:rFonts w:ascii="Times New Roman" w:hAnsi="Times New Roman" w:cs="Times New Roman"/>
+                <w:b/>
+                <w:bCs/>
                 <w:sz w:val="28"/>
                 <w:szCs w:val="28"/>
               </w:rPr>
@@ -8505,22 +7814,16 @@
         </w:tc>
         <w:tc>
           <w:tcPr>
-            <w:tcW w:w="0" w:type="auto"/>
-            <w:tcMar>
-              <w:top w:w="150" w:type="dxa"/>
-              <w:left w:w="240" w:type="dxa"/>
-              <w:bottom w:w="150" w:type="dxa"/>
-              <w:right w:w="240" w:type="dxa"/>
-            </w:tcMar>
-            <w:vAlign w:val="center"/>
-            <w:hideMark/>
+            <w:tcW w:w="3115" w:type="dxa"/>
           </w:tcPr>
           <w:p>
             <w:pPr>
-              <w:spacing w:after="0" w:line="360" w:lineRule="auto"/>
-              <w:jc w:val="both"/>
-              <w:rPr>
-                <w:rFonts w:ascii="Times New Roman" w:hAnsi="Times New Roman" w:cs="Times New Roman"/>
+              <w:spacing w:line="360" w:lineRule="auto"/>
+              <w:jc w:val="center"/>
+              <w:rPr>
+                <w:rFonts w:ascii="Times New Roman" w:hAnsi="Times New Roman" w:cs="Times New Roman"/>
+                <w:b/>
+                <w:bCs/>
                 <w:sz w:val="28"/>
                 <w:szCs w:val="28"/>
               </w:rPr>
@@ -8553,22 +7856,16 @@
         </w:tc>
         <w:tc>
           <w:tcPr>
-            <w:tcW w:w="0" w:type="auto"/>
-            <w:tcMar>
-              <w:top w:w="150" w:type="dxa"/>
-              <w:left w:w="240" w:type="dxa"/>
-              <w:bottom w:w="150" w:type="dxa"/>
-              <w:right w:w="0" w:type="dxa"/>
-            </w:tcMar>
-            <w:vAlign w:val="center"/>
-            <w:hideMark/>
+            <w:tcW w:w="3115" w:type="dxa"/>
           </w:tcPr>
           <w:p>
             <w:pPr>
-              <w:spacing w:after="0" w:line="360" w:lineRule="auto"/>
-              <w:jc w:val="both"/>
-              <w:rPr>
-                <w:rFonts w:ascii="Times New Roman" w:hAnsi="Times New Roman" w:cs="Times New Roman"/>
+              <w:spacing w:line="360" w:lineRule="auto"/>
+              <w:jc w:val="center"/>
+              <w:rPr>
+                <w:rFonts w:ascii="Times New Roman" w:hAnsi="Times New Roman" w:cs="Times New Roman"/>
+                <w:b/>
+                <w:bCs/>
                 <w:sz w:val="28"/>
                 <w:szCs w:val="28"/>
               </w:rPr>
@@ -8611,27 +7908,18 @@
         </w:tc>
       </w:tr>
       <w:tr>
-        <w:trPr>
-          <w:jc w:val="center"/>
-        </w:trPr>
         <w:tc>
           <w:tcPr>
-            <w:tcW w:w="0" w:type="auto"/>
-            <w:tcMar>
-              <w:top w:w="150" w:type="dxa"/>
-              <w:left w:w="0" w:type="dxa"/>
-              <w:bottom w:w="150" w:type="dxa"/>
-              <w:right w:w="240" w:type="dxa"/>
-            </w:tcMar>
-            <w:vAlign w:val="center"/>
-            <w:hideMark/>
+            <w:tcW w:w="3115" w:type="dxa"/>
           </w:tcPr>
           <w:p>
             <w:pPr>
-              <w:spacing w:after="0" w:line="360" w:lineRule="auto"/>
-              <w:jc w:val="both"/>
-              <w:rPr>
-                <w:rFonts w:ascii="Times New Roman" w:hAnsi="Times New Roman" w:cs="Times New Roman"/>
+              <w:spacing w:line="360" w:lineRule="auto"/>
+              <w:jc w:val="center"/>
+              <w:rPr>
+                <w:rFonts w:ascii="Times New Roman" w:hAnsi="Times New Roman" w:cs="Times New Roman"/>
+                <w:b/>
+                <w:bCs/>
                 <w:sz w:val="28"/>
                 <w:szCs w:val="28"/>
               </w:rPr>
@@ -8658,22 +7946,16 @@
         </w:tc>
         <w:tc>
           <w:tcPr>
-            <w:tcW w:w="0" w:type="auto"/>
-            <w:tcMar>
-              <w:top w:w="150" w:type="dxa"/>
-              <w:left w:w="240" w:type="dxa"/>
-              <w:bottom w:w="150" w:type="dxa"/>
-              <w:right w:w="240" w:type="dxa"/>
-            </w:tcMar>
-            <w:vAlign w:val="center"/>
-            <w:hideMark/>
+            <w:tcW w:w="3115" w:type="dxa"/>
           </w:tcPr>
           <w:p>
             <w:pPr>
-              <w:spacing w:after="0" w:line="360" w:lineRule="auto"/>
-              <w:jc w:val="both"/>
-              <w:rPr>
-                <w:rFonts w:ascii="Times New Roman" w:hAnsi="Times New Roman" w:cs="Times New Roman"/>
+              <w:spacing w:line="360" w:lineRule="auto"/>
+              <w:jc w:val="center"/>
+              <w:rPr>
+                <w:rFonts w:ascii="Times New Roman" w:hAnsi="Times New Roman" w:cs="Times New Roman"/>
+                <w:b/>
+                <w:bCs/>
                 <w:sz w:val="28"/>
                 <w:szCs w:val="28"/>
               </w:rPr>
@@ -8754,22 +8036,16 @@
         </w:tc>
         <w:tc>
           <w:tcPr>
-            <w:tcW w:w="0" w:type="auto"/>
-            <w:tcMar>
-              <w:top w:w="150" w:type="dxa"/>
-              <w:left w:w="240" w:type="dxa"/>
-              <w:bottom w:w="150" w:type="dxa"/>
-              <w:right w:w="0" w:type="dxa"/>
-            </w:tcMar>
-            <w:vAlign w:val="center"/>
-            <w:hideMark/>
+            <w:tcW w:w="3115" w:type="dxa"/>
           </w:tcPr>
           <w:p>
             <w:pPr>
-              <w:spacing w:after="0" w:line="360" w:lineRule="auto"/>
-              <w:jc w:val="both"/>
-              <w:rPr>
-                <w:rFonts w:ascii="Times New Roman" w:hAnsi="Times New Roman" w:cs="Times New Roman"/>
+              <w:spacing w:line="360" w:lineRule="auto"/>
+              <w:jc w:val="center"/>
+              <w:rPr>
+                <w:rFonts w:ascii="Times New Roman" w:hAnsi="Times New Roman" w:cs="Times New Roman"/>
+                <w:b/>
+                <w:bCs/>
                 <w:sz w:val="28"/>
                 <w:szCs w:val="28"/>
               </w:rPr>
@@ -8812,27 +8088,18 @@
         </w:tc>
       </w:tr>
       <w:tr>
-        <w:trPr>
-          <w:jc w:val="center"/>
-        </w:trPr>
         <w:tc>
           <w:tcPr>
-            <w:tcW w:w="0" w:type="auto"/>
-            <w:tcMar>
-              <w:top w:w="150" w:type="dxa"/>
-              <w:left w:w="0" w:type="dxa"/>
-              <w:bottom w:w="150" w:type="dxa"/>
-              <w:right w:w="240" w:type="dxa"/>
-            </w:tcMar>
-            <w:vAlign w:val="center"/>
-            <w:hideMark/>
+            <w:tcW w:w="3115" w:type="dxa"/>
           </w:tcPr>
           <w:p>
             <w:pPr>
-              <w:spacing w:after="0" w:line="360" w:lineRule="auto"/>
-              <w:jc w:val="both"/>
-              <w:rPr>
-                <w:rFonts w:ascii="Times New Roman" w:hAnsi="Times New Roman" w:cs="Times New Roman"/>
+              <w:spacing w:line="360" w:lineRule="auto"/>
+              <w:jc w:val="center"/>
+              <w:rPr>
+                <w:rFonts w:ascii="Times New Roman" w:hAnsi="Times New Roman" w:cs="Times New Roman"/>
+                <w:b/>
+                <w:bCs/>
                 <w:sz w:val="28"/>
                 <w:szCs w:val="28"/>
               </w:rPr>
@@ -8859,22 +8126,16 @@
         </w:tc>
         <w:tc>
           <w:tcPr>
-            <w:tcW w:w="0" w:type="auto"/>
-            <w:tcMar>
-              <w:top w:w="150" w:type="dxa"/>
-              <w:left w:w="240" w:type="dxa"/>
-              <w:bottom w:w="150" w:type="dxa"/>
-              <w:right w:w="240" w:type="dxa"/>
-            </w:tcMar>
-            <w:vAlign w:val="center"/>
-            <w:hideMark/>
+            <w:tcW w:w="3115" w:type="dxa"/>
           </w:tcPr>
           <w:p>
             <w:pPr>
-              <w:spacing w:after="0" w:line="360" w:lineRule="auto"/>
-              <w:jc w:val="both"/>
-              <w:rPr>
-                <w:rFonts w:ascii="Times New Roman" w:hAnsi="Times New Roman" w:cs="Times New Roman"/>
+              <w:spacing w:line="360" w:lineRule="auto"/>
+              <w:jc w:val="center"/>
+              <w:rPr>
+                <w:rFonts w:ascii="Times New Roman" w:hAnsi="Times New Roman" w:cs="Times New Roman"/>
+                <w:b/>
+                <w:bCs/>
                 <w:sz w:val="28"/>
                 <w:szCs w:val="28"/>
               </w:rPr>
@@ -8955,22 +8216,16 @@
         </w:tc>
         <w:tc>
           <w:tcPr>
-            <w:tcW w:w="0" w:type="auto"/>
-            <w:tcMar>
-              <w:top w:w="150" w:type="dxa"/>
-              <w:left w:w="240" w:type="dxa"/>
-              <w:bottom w:w="150" w:type="dxa"/>
-              <w:right w:w="0" w:type="dxa"/>
-            </w:tcMar>
-            <w:vAlign w:val="center"/>
-            <w:hideMark/>
+            <w:tcW w:w="3115" w:type="dxa"/>
           </w:tcPr>
           <w:p>
             <w:pPr>
-              <w:spacing w:after="0" w:line="360" w:lineRule="auto"/>
-              <w:jc w:val="both"/>
-              <w:rPr>
-                <w:rFonts w:ascii="Times New Roman" w:hAnsi="Times New Roman" w:cs="Times New Roman"/>
+              <w:spacing w:line="360" w:lineRule="auto"/>
+              <w:jc w:val="center"/>
+              <w:rPr>
+                <w:rFonts w:ascii="Times New Roman" w:hAnsi="Times New Roman" w:cs="Times New Roman"/>
+                <w:b/>
+                <w:bCs/>
                 <w:sz w:val="28"/>
                 <w:szCs w:val="28"/>
               </w:rPr>
@@ -8990,123 +8245,6 @@
     <w:p>
       <w:pPr>
         <w:spacing w:after="0" w:line="360" w:lineRule="auto"/>
-        <w:jc w:val="both"/>
-        <w:rPr>
-          <w:rFonts w:ascii="Times New Roman" w:hAnsi="Times New Roman" w:cs="Times New Roman"/>
-          <w:sz w:val="28"/>
-          <w:szCs w:val="28"/>
-        </w:rPr>
-      </w:pPr>
-      <w:r>
-        <w:rPr>
-          <w:rFonts w:ascii="Times New Roman" w:hAnsi="Times New Roman" w:cs="Times New Roman"/>
-          <w:sz w:val="28"/>
-          <w:szCs w:val="28"/>
-        </w:rPr>
-        <w:t>Обычно</w:t>
-      </w:r>
-      <w:r>
-        <w:rPr>
-          <w:rFonts w:ascii="Times New Roman" w:hAnsi="Times New Roman" w:cs="Times New Roman"/>
-          <w:sz w:val="28"/>
-          <w:szCs w:val="28"/>
-        </w:rPr>
-        <w:t xml:space="preserve"> </w:t>
-      </w:r>
-      <w:r>
-        <w:rPr>
-          <w:rFonts w:ascii="Times New Roman" w:hAnsi="Times New Roman" w:cs="Times New Roman"/>
-          <w:sz w:val="28"/>
-          <w:szCs w:val="28"/>
-        </w:rPr>
-        <w:t>на</w:t>
-      </w:r>
-      <w:r>
-        <w:rPr>
-          <w:rFonts w:ascii="Times New Roman" w:hAnsi="Times New Roman" w:cs="Times New Roman"/>
-          <w:sz w:val="28"/>
-          <w:szCs w:val="28"/>
-        </w:rPr>
-        <w:t xml:space="preserve"> </w:t>
-      </w:r>
-      <w:r>
-        <w:rPr>
-          <w:rFonts w:ascii="Times New Roman" w:hAnsi="Times New Roman" w:cs="Times New Roman"/>
-          <w:sz w:val="28"/>
-          <w:szCs w:val="28"/>
-        </w:rPr>
-        <w:t>основе</w:t>
-      </w:r>
-      <w:r>
-        <w:rPr>
-          <w:rFonts w:ascii="Times New Roman" w:hAnsi="Times New Roman" w:cs="Times New Roman"/>
-          <w:sz w:val="28"/>
-          <w:szCs w:val="28"/>
-        </w:rPr>
-        <w:t xml:space="preserve"> </w:t>
-      </w:r>
-      <w:r>
-        <w:rPr>
-          <w:rFonts w:ascii="Times New Roman" w:hAnsi="Times New Roman" w:cs="Times New Roman"/>
-          <w:sz w:val="28"/>
-          <w:szCs w:val="28"/>
-        </w:rPr>
-        <w:t>двоичной</w:t>
-      </w:r>
-      <w:r>
-        <w:rPr>
-          <w:rFonts w:ascii="Times New Roman" w:hAnsi="Times New Roman" w:cs="Times New Roman"/>
-          <w:sz w:val="28"/>
-          <w:szCs w:val="28"/>
-        </w:rPr>
-        <w:t xml:space="preserve"> </w:t>
-      </w:r>
-      <w:r>
-        <w:rPr>
-          <w:rFonts w:ascii="Times New Roman" w:hAnsi="Times New Roman" w:cs="Times New Roman"/>
-          <w:sz w:val="28"/>
-          <w:szCs w:val="28"/>
-        </w:rPr>
-        <w:t>кучи</w:t>
-      </w:r>
-      <w:r>
-        <w:rPr>
-          <w:rFonts w:ascii="Times New Roman" w:hAnsi="Times New Roman" w:cs="Times New Roman"/>
-          <w:sz w:val="28"/>
-          <w:szCs w:val="28"/>
-        </w:rPr>
-        <w:t xml:space="preserve"> </w:t>
-      </w:r>
-      <w:r>
-        <w:rPr>
-          <w:rFonts w:ascii="Times New Roman" w:hAnsi="Times New Roman" w:cs="Times New Roman"/>
-          <w:sz w:val="28"/>
-          <w:szCs w:val="28"/>
-        </w:rPr>
-        <w:t>(</w:t>
-      </w:r>
-      <w:proofErr w:type="spellStart"/>
-      <w:r>
-        <w:rPr>
-          <w:rFonts w:ascii="Times New Roman" w:hAnsi="Times New Roman" w:cs="Times New Roman"/>
-          <w:sz w:val="28"/>
-          <w:szCs w:val="28"/>
-        </w:rPr>
-        <w:t>heap</w:t>
-      </w:r>
-      <w:proofErr w:type="spellEnd"/>
-      <w:r>
-        <w:rPr>
-          <w:rFonts w:ascii="Times New Roman" w:hAnsi="Times New Roman" w:cs="Times New Roman"/>
-          <w:sz w:val="28"/>
-          <w:szCs w:val="28"/>
-        </w:rPr>
-        <w:t>).</w:t>
-      </w:r>
-    </w:p>
-    <w:p>
-      <w:pPr>
-        <w:spacing w:after="0" w:line="360" w:lineRule="auto"/>
         <w:jc w:val="center"/>
         <w:rPr>
           <w:rFonts w:ascii="Times New Roman" w:hAnsi="Times New Roman" w:cs="Times New Roman"/>
@@ -9348,7 +8486,6 @@
           <w:sz w:val="28"/>
           <w:szCs w:val="28"/>
         </w:rPr>
-        <w:lastRenderedPageBreak/>
         <w:t xml:space="preserve">Очередь – Реализовать очередь с операцией </w:t>
       </w:r>
       <w:proofErr w:type="spellStart"/>
@@ -9430,8 +8567,10 @@
           <w:noProof/>
           <w:sz w:val="28"/>
           <w:szCs w:val="28"/>
+          <w:lang w:eastAsia="ru-RU"/>
           <w14:ligatures w14:val="none"/>
         </w:rPr>
+        <w:lastRenderedPageBreak/>
         <w:drawing>
           <wp:inline distT="0" distB="0" distL="0" distR="0" wp14:anchorId="355F734C" wp14:editId="05AAE6F4">
             <wp:extent cx="5007669" cy="6256020"/>
@@ -9556,6 +8695,30 @@
         </w:rPr>
         <w:t>программы</w:t>
       </w:r>
+      <w:r>
+        <w:rPr>
+          <w:rFonts w:ascii="Times New Roman" w:hAnsi="Times New Roman" w:cs="Times New Roman"/>
+          <w:sz w:val="28"/>
+          <w:szCs w:val="28"/>
+        </w:rPr>
+        <w:t>(«</w:t>
+      </w:r>
+      <w:r>
+        <w:rPr>
+          <w:rFonts w:ascii="Times New Roman" w:hAnsi="Times New Roman" w:cs="Times New Roman"/>
+          <w:sz w:val="28"/>
+          <w:szCs w:val="28"/>
+        </w:rPr>
+        <w:t>Стек. Два стека в одном массиве</w:t>
+      </w:r>
+      <w:r>
+        <w:rPr>
+          <w:rFonts w:ascii="Times New Roman" w:hAnsi="Times New Roman" w:cs="Times New Roman"/>
+          <w:sz w:val="28"/>
+          <w:szCs w:val="28"/>
+        </w:rPr>
+        <w:t>»)</w:t>
+      </w:r>
     </w:p>
     <w:p>
       <w:pPr>
@@ -9582,9 +8745,9 @@
           <w:noProof/>
           <w:sz w:val="28"/>
           <w:szCs w:val="28"/>
+          <w:lang w:eastAsia="ru-RU"/>
           <w14:ligatures w14:val="none"/>
         </w:rPr>
-        <w:lastRenderedPageBreak/>
         <w:drawing>
           <wp:inline distT="0" distB="0" distL="0" distR="0" wp14:anchorId="204CEF31" wp14:editId="3D662E71">
             <wp:extent cx="2628900" cy="1005840"/>
@@ -9687,8 +8850,10 @@
           <w:noProof/>
           <w:sz w:val="28"/>
           <w:szCs w:val="28"/>
+          <w:lang w:eastAsia="ru-RU"/>
           <w14:ligatures w14:val="none"/>
         </w:rPr>
+        <w:lastRenderedPageBreak/>
         <w:drawing>
           <wp:inline distT="0" distB="0" distL="0" distR="0" wp14:anchorId="3E9585EE" wp14:editId="6D896873">
             <wp:extent cx="5600700" cy="5643805"/>
@@ -9813,6 +8978,48 @@
         </w:rPr>
         <w:t>программы</w:t>
       </w:r>
+      <w:r>
+        <w:rPr>
+          <w:rFonts w:ascii="Times New Roman" w:hAnsi="Times New Roman" w:cs="Times New Roman"/>
+          <w:sz w:val="28"/>
+          <w:szCs w:val="28"/>
+        </w:rPr>
+        <w:t>(«</w:t>
+      </w:r>
+      <w:r>
+        <w:rPr>
+          <w:rFonts w:ascii="Times New Roman" w:hAnsi="Times New Roman" w:cs="Times New Roman"/>
+          <w:sz w:val="28"/>
+          <w:szCs w:val="28"/>
+        </w:rPr>
+        <w:t xml:space="preserve">Очередь с операцией </w:t>
+      </w:r>
+      <w:proofErr w:type="spellStart"/>
+      <w:r>
+        <w:rPr>
+          <w:rFonts w:ascii="Times New Roman" w:hAnsi="Times New Roman" w:cs="Times New Roman"/>
+          <w:sz w:val="28"/>
+          <w:szCs w:val="28"/>
+        </w:rPr>
+        <w:t>reverse</w:t>
+      </w:r>
+      <w:proofErr w:type="spellEnd"/>
+      <w:r>
+        <w:rPr>
+          <w:rFonts w:ascii="Times New Roman" w:hAnsi="Times New Roman" w:cs="Times New Roman"/>
+          <w:sz w:val="28"/>
+          <w:szCs w:val="28"/>
+        </w:rPr>
+        <w:t>()</w:t>
+      </w:r>
+      <w:r>
+        <w:rPr>
+          <w:rFonts w:ascii="Times New Roman" w:hAnsi="Times New Roman" w:cs="Times New Roman"/>
+          <w:sz w:val="28"/>
+          <w:szCs w:val="28"/>
+        </w:rPr>
+        <w:t>»)</w:t>
+      </w:r>
     </w:p>
     <w:p>
       <w:pPr>
@@ -9839,13 +9046,13 @@
           <w:noProof/>
           <w:sz w:val="28"/>
           <w:szCs w:val="28"/>
+          <w:lang w:eastAsia="ru-RU"/>
           <w14:ligatures w14:val="none"/>
         </w:rPr>
-        <w:lastRenderedPageBreak/>
         <w:drawing>
-          <wp:inline distT="0" distB="0" distL="0" distR="0" wp14:anchorId="338675EA" wp14:editId="1CB73055">
-            <wp:extent cx="5242560" cy="2804160"/>
-            <wp:effectExtent l="0" t="0" r="0" b="0"/>
+          <wp:inline distT="0" distB="0" distL="0" distR="0" wp14:anchorId="338675EA" wp14:editId="55D7E8AE">
+            <wp:extent cx="4799744" cy="2453640"/>
+            <wp:effectExtent l="0" t="0" r="1270" b="3810"/>
             <wp:docPr id="4" name="Рисунок 4"/>
             <wp:cNvGraphicFramePr>
               <a:graphicFrameLocks xmlns:a="http://schemas.openxmlformats.org/drawingml/2006/main" noChangeAspect="1"/>
@@ -9872,7 +9079,7 @@
                   <pic:spPr>
                     <a:xfrm>
                       <a:off x="0" y="0"/>
-                      <a:ext cx="5242560" cy="2804160"/>
+                      <a:ext cx="4859972" cy="2484429"/>
                     </a:xfrm>
                     <a:prstGeom prst="rect">
                       <a:avLst/>
@@ -9937,24 +9144,16 @@
           <w:szCs w:val="28"/>
         </w:rPr>
       </w:pPr>
-    </w:p>
-    <w:p>
-      <w:pPr>
-        <w:jc w:val="center"/>
-        <w:rPr>
-          <w:rFonts w:ascii="Times New Roman" w:hAnsi="Times New Roman" w:cs="Times New Roman"/>
-          <w:sz w:val="28"/>
-          <w:szCs w:val="28"/>
-        </w:rPr>
-      </w:pPr>
       <w:r>
         <w:rPr>
           <w:rFonts w:ascii="Times New Roman" w:hAnsi="Times New Roman" w:cs="Times New Roman"/>
           <w:noProof/>
           <w:sz w:val="28"/>
           <w:szCs w:val="28"/>
+          <w:lang w:eastAsia="ru-RU"/>
           <w14:ligatures w14:val="none"/>
         </w:rPr>
+        <w:lastRenderedPageBreak/>
         <w:drawing>
           <wp:inline distT="0" distB="0" distL="0" distR="0" wp14:anchorId="246EE69E" wp14:editId="4894C8A6">
             <wp:extent cx="3482340" cy="929640"/>
@@ -10057,9 +9256,9 @@
           <w:noProof/>
           <w:sz w:val="28"/>
           <w:szCs w:val="28"/>
+          <w:lang w:eastAsia="ru-RU"/>
           <w14:ligatures w14:val="none"/>
         </w:rPr>
-        <w:lastRenderedPageBreak/>
         <w:drawing>
           <wp:inline distT="0" distB="0" distL="0" distR="0" wp14:anchorId="25A46129" wp14:editId="252AE854">
             <wp:extent cx="5654040" cy="6263640"/>
@@ -10136,6 +9335,30 @@
         </w:rPr>
         <w:t xml:space="preserve">  – код программы</w:t>
       </w:r>
+      <w:r>
+        <w:rPr>
+          <w:rFonts w:ascii="Times New Roman" w:hAnsi="Times New Roman" w:cs="Times New Roman"/>
+          <w:sz w:val="28"/>
+          <w:szCs w:val="28"/>
+        </w:rPr>
+        <w:t>(«</w:t>
+      </w:r>
+      <w:r>
+        <w:rPr>
+          <w:rFonts w:ascii="Times New Roman" w:hAnsi="Times New Roman" w:cs="Times New Roman"/>
+          <w:sz w:val="28"/>
+          <w:szCs w:val="28"/>
+        </w:rPr>
+        <w:t>Дек с суммой всех элементов за O(1)</w:t>
+      </w:r>
+      <w:r>
+        <w:rPr>
+          <w:rFonts w:ascii="Times New Roman" w:hAnsi="Times New Roman" w:cs="Times New Roman"/>
+          <w:sz w:val="28"/>
+          <w:szCs w:val="28"/>
+        </w:rPr>
+        <w:t>»)</w:t>
+      </w:r>
     </w:p>
     <w:p>
       <w:pPr>
@@ -10162,6 +9385,7 @@
           <w:noProof/>
           <w:sz w:val="28"/>
           <w:szCs w:val="28"/>
+          <w:lang w:eastAsia="ru-RU"/>
           <w14:ligatures w14:val="none"/>
         </w:rPr>
         <w:lastRenderedPageBreak/>
@@ -10307,6 +9531,7 @@
           <w:noProof/>
           <w:sz w:val="28"/>
           <w:szCs w:val="28"/>
+          <w:lang w:eastAsia="ru-RU"/>
           <w14:ligatures w14:val="none"/>
         </w:rPr>
         <w:drawing>
@@ -10459,6 +9684,7 @@
           <w:noProof/>
           <w:sz w:val="28"/>
           <w:szCs w:val="28"/>
+          <w:lang w:eastAsia="ru-RU"/>
           <w14:ligatures w14:val="none"/>
         </w:rPr>
         <w:lastRenderedPageBreak/>
@@ -10528,15 +9754,7 @@
           <w:sz w:val="28"/>
           <w:szCs w:val="28"/>
         </w:rPr>
-        <w:t xml:space="preserve"> </w:t>
-      </w:r>
-      <w:r>
-        <w:rPr>
-          <w:rFonts w:ascii="Times New Roman" w:hAnsi="Times New Roman" w:cs="Times New Roman"/>
-          <w:sz w:val="28"/>
-          <w:szCs w:val="28"/>
-        </w:rPr>
-        <w:t>9</w:t>
+        <w:t xml:space="preserve"> 9</w:t>
       </w:r>
       <w:r>
         <w:rPr>
@@ -10545,6 +9763,30 @@
           <w:szCs w:val="28"/>
         </w:rPr>
         <w:t xml:space="preserve">  – код программы</w:t>
+      </w:r>
+      <w:r>
+        <w:rPr>
+          <w:rFonts w:ascii="Times New Roman" w:hAnsi="Times New Roman" w:cs="Times New Roman"/>
+          <w:sz w:val="28"/>
+          <w:szCs w:val="28"/>
+        </w:rPr>
+        <w:t>(«</w:t>
+      </w:r>
+      <w:r>
+        <w:rPr>
+          <w:rFonts w:ascii="Times New Roman" w:hAnsi="Times New Roman" w:cs="Times New Roman"/>
+          <w:sz w:val="28"/>
+          <w:szCs w:val="28"/>
+        </w:rPr>
+        <w:t>Приоритетная очередь с компаратором</w:t>
+      </w:r>
+      <w:r>
+        <w:rPr>
+          <w:rFonts w:ascii="Times New Roman" w:hAnsi="Times New Roman" w:cs="Times New Roman"/>
+          <w:sz w:val="28"/>
+          <w:szCs w:val="28"/>
+        </w:rPr>
+        <w:t>»)</w:t>
       </w:r>
     </w:p>
     <w:p>
@@ -10572,6 +9814,7 @@
           <w:noProof/>
           <w:sz w:val="28"/>
           <w:szCs w:val="28"/>
+          <w:lang w:eastAsia="ru-RU"/>
           <w14:ligatures w14:val="none"/>
         </w:rPr>
         <w:lastRenderedPageBreak/>
@@ -10686,6 +9929,7 @@
           <w:noProof/>
           <w:sz w:val="28"/>
           <w:szCs w:val="28"/>
+          <w:lang w:eastAsia="ru-RU"/>
           <w14:ligatures w14:val="none"/>
         </w:rPr>
         <w:drawing>
@@ -10753,7 +9997,6 @@
           <w:rFonts w:ascii="Times New Roman" w:hAnsi="Times New Roman" w:cs="Times New Roman"/>
           <w:sz w:val="28"/>
           <w:szCs w:val="28"/>
-          <w:lang w:val="en-US"/>
         </w:rPr>
         <w:t>11</w:t>
       </w:r>
@@ -10882,46 +10125,27 @@
     </w:p>
     <w:tbl>
       <w:tblPr>
-        <w:tblW w:w="11280" w:type="dxa"/>
-        <w:jc w:val="center"/>
-        <w:tblCellMar>
-          <w:top w:w="15" w:type="dxa"/>
-          <w:left w:w="15" w:type="dxa"/>
-          <w:bottom w:w="15" w:type="dxa"/>
-          <w:right w:w="15" w:type="dxa"/>
-        </w:tblCellMar>
+        <w:tblStyle w:val="a3"/>
+        <w:tblW w:w="0" w:type="auto"/>
         <w:tblLook w:val="04A0" w:firstRow="1" w:lastRow="0" w:firstColumn="1" w:lastColumn="0" w:noHBand="0" w:noVBand="1"/>
       </w:tblPr>
       <w:tblGrid>
-        <w:gridCol w:w="4220"/>
-        <w:gridCol w:w="4059"/>
-        <w:gridCol w:w="3001"/>
+        <w:gridCol w:w="3115"/>
+        <w:gridCol w:w="3115"/>
+        <w:gridCol w:w="3115"/>
       </w:tblGrid>
       <w:tr>
-        <w:trPr>
-          <w:tblHeader/>
-          <w:jc w:val="center"/>
-        </w:trPr>
         <w:tc>
           <w:tcPr>
-            <w:tcW w:w="0" w:type="auto"/>
-            <w:tcBorders>
-              <w:top w:val="nil"/>
-            </w:tcBorders>
-            <w:tcMar>
-              <w:top w:w="150" w:type="dxa"/>
-              <w:left w:w="0" w:type="dxa"/>
-              <w:bottom w:w="150" w:type="dxa"/>
-              <w:right w:w="240" w:type="dxa"/>
-            </w:tcMar>
-            <w:vAlign w:val="center"/>
-            <w:hideMark/>
+            <w:tcW w:w="3115" w:type="dxa"/>
           </w:tcPr>
           <w:p>
             <w:pPr>
               <w:jc w:val="center"/>
               <w:rPr>
                 <w:rFonts w:ascii="Times New Roman" w:hAnsi="Times New Roman" w:cs="Times New Roman"/>
+                <w:b/>
+                <w:bCs/>
                 <w:sz w:val="28"/>
                 <w:szCs w:val="28"/>
               </w:rPr>
@@ -10939,24 +10163,15 @@
         </w:tc>
         <w:tc>
           <w:tcPr>
-            <w:tcW w:w="0" w:type="auto"/>
-            <w:tcBorders>
-              <w:top w:val="nil"/>
-            </w:tcBorders>
-            <w:tcMar>
-              <w:top w:w="150" w:type="dxa"/>
-              <w:left w:w="240" w:type="dxa"/>
-              <w:bottom w:w="150" w:type="dxa"/>
-              <w:right w:w="240" w:type="dxa"/>
-            </w:tcMar>
-            <w:vAlign w:val="center"/>
-            <w:hideMark/>
+            <w:tcW w:w="3115" w:type="dxa"/>
           </w:tcPr>
           <w:p>
             <w:pPr>
               <w:jc w:val="center"/>
               <w:rPr>
                 <w:rFonts w:ascii="Times New Roman" w:hAnsi="Times New Roman" w:cs="Times New Roman"/>
+                <w:b/>
+                <w:bCs/>
                 <w:sz w:val="28"/>
                 <w:szCs w:val="28"/>
               </w:rPr>
@@ -10973,24 +10188,15 @@
         </w:tc>
         <w:tc>
           <w:tcPr>
-            <w:tcW w:w="0" w:type="auto"/>
-            <w:tcBorders>
-              <w:top w:val="nil"/>
-            </w:tcBorders>
-            <w:tcMar>
-              <w:top w:w="150" w:type="dxa"/>
-              <w:left w:w="240" w:type="dxa"/>
-              <w:bottom w:w="150" w:type="dxa"/>
-              <w:right w:w="240" w:type="dxa"/>
-            </w:tcMar>
-            <w:vAlign w:val="center"/>
-            <w:hideMark/>
+            <w:tcW w:w="3115" w:type="dxa"/>
           </w:tcPr>
           <w:p>
             <w:pPr>
               <w:jc w:val="center"/>
               <w:rPr>
                 <w:rFonts w:ascii="Times New Roman" w:hAnsi="Times New Roman" w:cs="Times New Roman"/>
+                <w:b/>
+                <w:bCs/>
                 <w:sz w:val="28"/>
                 <w:szCs w:val="28"/>
               </w:rPr>
@@ -11007,26 +10213,17 @@
         </w:tc>
       </w:tr>
       <w:tr>
-        <w:trPr>
-          <w:jc w:val="center"/>
-        </w:trPr>
         <w:tc>
           <w:tcPr>
-            <w:tcW w:w="0" w:type="auto"/>
-            <w:tcMar>
-              <w:top w:w="150" w:type="dxa"/>
-              <w:left w:w="0" w:type="dxa"/>
-              <w:bottom w:w="150" w:type="dxa"/>
-              <w:right w:w="240" w:type="dxa"/>
-            </w:tcMar>
-            <w:vAlign w:val="center"/>
-            <w:hideMark/>
+            <w:tcW w:w="3115" w:type="dxa"/>
           </w:tcPr>
           <w:p>
             <w:pPr>
               <w:jc w:val="center"/>
               <w:rPr>
                 <w:rFonts w:ascii="Times New Roman" w:hAnsi="Times New Roman" w:cs="Times New Roman"/>
+                <w:b/>
+                <w:bCs/>
                 <w:sz w:val="28"/>
                 <w:szCs w:val="28"/>
               </w:rPr>
@@ -11043,21 +10240,15 @@
         </w:tc>
         <w:tc>
           <w:tcPr>
-            <w:tcW w:w="0" w:type="auto"/>
-            <w:tcMar>
-              <w:top w:w="150" w:type="dxa"/>
-              <w:left w:w="240" w:type="dxa"/>
-              <w:bottom w:w="150" w:type="dxa"/>
-              <w:right w:w="240" w:type="dxa"/>
-            </w:tcMar>
-            <w:vAlign w:val="center"/>
-            <w:hideMark/>
+            <w:tcW w:w="3115" w:type="dxa"/>
           </w:tcPr>
           <w:p>
             <w:pPr>
               <w:jc w:val="center"/>
               <w:rPr>
                 <w:rFonts w:ascii="Times New Roman" w:hAnsi="Times New Roman" w:cs="Times New Roman"/>
+                <w:b/>
+                <w:bCs/>
                 <w:sz w:val="28"/>
                 <w:szCs w:val="28"/>
               </w:rPr>
@@ -11094,21 +10285,15 @@
         </w:tc>
         <w:tc>
           <w:tcPr>
-            <w:tcW w:w="0" w:type="auto"/>
-            <w:tcMar>
-              <w:top w:w="150" w:type="dxa"/>
-              <w:left w:w="240" w:type="dxa"/>
-              <w:bottom w:w="150" w:type="dxa"/>
-              <w:right w:w="0" w:type="dxa"/>
-            </w:tcMar>
-            <w:vAlign w:val="center"/>
-            <w:hideMark/>
+            <w:tcW w:w="3115" w:type="dxa"/>
           </w:tcPr>
           <w:p>
             <w:pPr>
               <w:jc w:val="center"/>
               <w:rPr>
                 <w:rFonts w:ascii="Times New Roman" w:hAnsi="Times New Roman" w:cs="Times New Roman"/>
+                <w:b/>
+                <w:bCs/>
                 <w:sz w:val="28"/>
                 <w:szCs w:val="28"/>
               </w:rPr>
@@ -11125,26 +10310,17 @@
         </w:tc>
       </w:tr>
       <w:tr>
-        <w:trPr>
-          <w:jc w:val="center"/>
-        </w:trPr>
         <w:tc>
           <w:tcPr>
-            <w:tcW w:w="0" w:type="auto"/>
-            <w:tcMar>
-              <w:top w:w="150" w:type="dxa"/>
-              <w:left w:w="0" w:type="dxa"/>
-              <w:bottom w:w="150" w:type="dxa"/>
-              <w:right w:w="240" w:type="dxa"/>
-            </w:tcMar>
-            <w:vAlign w:val="center"/>
-            <w:hideMark/>
+            <w:tcW w:w="3115" w:type="dxa"/>
           </w:tcPr>
           <w:p>
             <w:pPr>
               <w:jc w:val="center"/>
               <w:rPr>
                 <w:rFonts w:ascii="Times New Roman" w:hAnsi="Times New Roman" w:cs="Times New Roman"/>
+                <w:b/>
+                <w:bCs/>
                 <w:sz w:val="28"/>
                 <w:szCs w:val="28"/>
               </w:rPr>
@@ -11171,21 +10347,15 @@
         </w:tc>
         <w:tc>
           <w:tcPr>
-            <w:tcW w:w="0" w:type="auto"/>
-            <w:tcMar>
-              <w:top w:w="150" w:type="dxa"/>
-              <w:left w:w="240" w:type="dxa"/>
-              <w:bottom w:w="150" w:type="dxa"/>
-              <w:right w:w="240" w:type="dxa"/>
-            </w:tcMar>
-            <w:vAlign w:val="center"/>
-            <w:hideMark/>
+            <w:tcW w:w="3115" w:type="dxa"/>
           </w:tcPr>
           <w:p>
             <w:pPr>
               <w:jc w:val="center"/>
               <w:rPr>
                 <w:rFonts w:ascii="Times New Roman" w:hAnsi="Times New Roman" w:cs="Times New Roman"/>
+                <w:b/>
+                <w:bCs/>
                 <w:sz w:val="28"/>
                 <w:szCs w:val="28"/>
               </w:rPr>
@@ -11222,21 +10392,15 @@
         </w:tc>
         <w:tc>
           <w:tcPr>
-            <w:tcW w:w="0" w:type="auto"/>
-            <w:tcMar>
-              <w:top w:w="150" w:type="dxa"/>
-              <w:left w:w="240" w:type="dxa"/>
-              <w:bottom w:w="150" w:type="dxa"/>
-              <w:right w:w="0" w:type="dxa"/>
-            </w:tcMar>
-            <w:vAlign w:val="center"/>
-            <w:hideMark/>
+            <w:tcW w:w="3115" w:type="dxa"/>
           </w:tcPr>
           <w:p>
             <w:pPr>
               <w:jc w:val="center"/>
               <w:rPr>
                 <w:rFonts w:ascii="Times New Roman" w:hAnsi="Times New Roman" w:cs="Times New Roman"/>
+                <w:b/>
+                <w:bCs/>
                 <w:sz w:val="28"/>
                 <w:szCs w:val="28"/>
               </w:rPr>
@@ -11247,32 +10411,217 @@
                 <w:sz w:val="28"/>
                 <w:szCs w:val="28"/>
               </w:rPr>
-              <w:t>O(1)</w:t>
+              <w:t>O(n)</w:t>
             </w:r>
           </w:p>
         </w:tc>
       </w:tr>
       <w:tr>
-        <w:trPr>
-          <w:jc w:val="center"/>
-        </w:trPr>
         <w:tc>
           <w:tcPr>
-            <w:tcW w:w="0" w:type="auto"/>
-            <w:tcMar>
-              <w:top w:w="150" w:type="dxa"/>
-              <w:left w:w="0" w:type="dxa"/>
-              <w:bottom w:w="150" w:type="dxa"/>
-              <w:right w:w="240" w:type="dxa"/>
-            </w:tcMar>
-            <w:vAlign w:val="center"/>
-            <w:hideMark/>
+            <w:tcW w:w="3115" w:type="dxa"/>
           </w:tcPr>
           <w:p>
             <w:pPr>
               <w:jc w:val="center"/>
               <w:rPr>
                 <w:rFonts w:ascii="Times New Roman" w:hAnsi="Times New Roman" w:cs="Times New Roman"/>
+                <w:b/>
+                <w:bCs/>
+                <w:sz w:val="28"/>
+                <w:szCs w:val="28"/>
+              </w:rPr>
+            </w:pPr>
+            <w:r>
+              <w:rPr>
+                <w:rFonts w:ascii="Times New Roman" w:hAnsi="Times New Roman" w:cs="Times New Roman"/>
+                <w:sz w:val="28"/>
+                <w:szCs w:val="28"/>
+              </w:rPr>
+              <w:t>Дек + сумма</w:t>
+            </w:r>
+          </w:p>
+        </w:tc>
+        <w:tc>
+          <w:tcPr>
+            <w:tcW w:w="3115" w:type="dxa"/>
+          </w:tcPr>
+          <w:p>
+            <w:pPr>
+              <w:jc w:val="center"/>
+              <w:rPr>
+                <w:rFonts w:ascii="Times New Roman" w:hAnsi="Times New Roman" w:cs="Times New Roman"/>
+                <w:b/>
+                <w:bCs/>
+                <w:sz w:val="28"/>
+                <w:szCs w:val="28"/>
+              </w:rPr>
+            </w:pPr>
+            <w:proofErr w:type="spellStart"/>
+            <w:r>
+              <w:rPr>
+                <w:rFonts w:ascii="Times New Roman" w:hAnsi="Times New Roman" w:cs="Times New Roman"/>
+                <w:sz w:val="28"/>
+                <w:szCs w:val="28"/>
+              </w:rPr>
+              <w:t>reverse</w:t>
+            </w:r>
+            <w:proofErr w:type="spellEnd"/>
+          </w:p>
+        </w:tc>
+        <w:tc>
+          <w:tcPr>
+            <w:tcW w:w="3115" w:type="dxa"/>
+          </w:tcPr>
+          <w:p>
+            <w:pPr>
+              <w:jc w:val="center"/>
+              <w:rPr>
+                <w:rFonts w:ascii="Times New Roman" w:hAnsi="Times New Roman" w:cs="Times New Roman"/>
+                <w:b/>
+                <w:bCs/>
+                <w:sz w:val="28"/>
+                <w:szCs w:val="28"/>
+              </w:rPr>
+            </w:pPr>
+            <w:r>
+              <w:rPr>
+                <w:rFonts w:ascii="Times New Roman" w:hAnsi="Times New Roman" w:cs="Times New Roman"/>
+                <w:sz w:val="28"/>
+                <w:szCs w:val="28"/>
+              </w:rPr>
+              <w:t>O(1)</w:t>
+            </w:r>
+          </w:p>
+        </w:tc>
+      </w:tr>
+      <w:tr>
+        <w:tc>
+          <w:tcPr>
+            <w:tcW w:w="3115" w:type="dxa"/>
+          </w:tcPr>
+          <w:p>
+            <w:pPr>
+              <w:jc w:val="center"/>
+              <w:rPr>
+                <w:rFonts w:ascii="Times New Roman" w:hAnsi="Times New Roman" w:cs="Times New Roman"/>
+                <w:b/>
+                <w:bCs/>
+                <w:sz w:val="28"/>
+                <w:szCs w:val="28"/>
+              </w:rPr>
+            </w:pPr>
+            <w:r>
+              <w:rPr>
+                <w:rFonts w:ascii="Times New Roman" w:hAnsi="Times New Roman" w:cs="Times New Roman"/>
+                <w:sz w:val="28"/>
+                <w:szCs w:val="28"/>
+              </w:rPr>
+              <w:t>PQ с компаратором</w:t>
+            </w:r>
+          </w:p>
+        </w:tc>
+        <w:tc>
+          <w:tcPr>
+            <w:tcW w:w="3115" w:type="dxa"/>
+          </w:tcPr>
+          <w:p>
+            <w:pPr>
+              <w:jc w:val="center"/>
+              <w:rPr>
+                <w:rFonts w:ascii="Times New Roman" w:hAnsi="Times New Roman" w:cs="Times New Roman"/>
+                <w:b/>
+                <w:bCs/>
+                <w:sz w:val="28"/>
+                <w:szCs w:val="28"/>
+              </w:rPr>
+            </w:pPr>
+            <w:proofErr w:type="spellStart"/>
+            <w:r>
+              <w:rPr>
+                <w:rFonts w:ascii="Times New Roman" w:hAnsi="Times New Roman" w:cs="Times New Roman"/>
+                <w:sz w:val="28"/>
+                <w:szCs w:val="28"/>
+              </w:rPr>
+              <w:t>push</w:t>
+            </w:r>
+            <w:proofErr w:type="spellEnd"/>
+            <w:r>
+              <w:rPr>
+                <w:rFonts w:ascii="Times New Roman" w:hAnsi="Times New Roman" w:cs="Times New Roman"/>
+                <w:sz w:val="28"/>
+                <w:szCs w:val="28"/>
+              </w:rPr>
+              <w:t>/</w:t>
+            </w:r>
+            <w:proofErr w:type="spellStart"/>
+            <w:r>
+              <w:rPr>
+                <w:rFonts w:ascii="Times New Roman" w:hAnsi="Times New Roman" w:cs="Times New Roman"/>
+                <w:sz w:val="28"/>
+                <w:szCs w:val="28"/>
+              </w:rPr>
+              <w:t>pop</w:t>
+            </w:r>
+            <w:proofErr w:type="spellEnd"/>
+          </w:p>
+        </w:tc>
+        <w:tc>
+          <w:tcPr>
+            <w:tcW w:w="3115" w:type="dxa"/>
+          </w:tcPr>
+          <w:p>
+            <w:pPr>
+              <w:jc w:val="center"/>
+              <w:rPr>
+                <w:rFonts w:ascii="Times New Roman" w:hAnsi="Times New Roman" w:cs="Times New Roman"/>
+                <w:b/>
+                <w:bCs/>
+                <w:sz w:val="28"/>
+                <w:szCs w:val="28"/>
+              </w:rPr>
+            </w:pPr>
+            <w:r>
+              <w:rPr>
+                <w:rFonts w:ascii="Times New Roman" w:hAnsi="Times New Roman" w:cs="Times New Roman"/>
+                <w:sz w:val="28"/>
+                <w:szCs w:val="28"/>
+              </w:rPr>
+              <w:t>O(</w:t>
+            </w:r>
+            <w:proofErr w:type="spellStart"/>
+            <w:r>
+              <w:rPr>
+                <w:rFonts w:ascii="Times New Roman" w:hAnsi="Times New Roman" w:cs="Times New Roman"/>
+                <w:sz w:val="28"/>
+                <w:szCs w:val="28"/>
+              </w:rPr>
+              <w:t>log</w:t>
+            </w:r>
+            <w:proofErr w:type="spellEnd"/>
+            <w:r>
+              <w:rPr>
+                <w:rFonts w:ascii="Times New Roman" w:hAnsi="Times New Roman" w:cs="Times New Roman"/>
+                <w:sz w:val="28"/>
+                <w:szCs w:val="28"/>
+              </w:rPr>
+              <w:t xml:space="preserve"> n)</w:t>
+            </w:r>
+          </w:p>
+        </w:tc>
+      </w:tr>
+      <w:tr>
+        <w:tc>
+          <w:tcPr>
+            <w:tcW w:w="3115" w:type="dxa"/>
+          </w:tcPr>
+          <w:p>
+            <w:pPr>
+              <w:jc w:val="center"/>
+              <w:rPr>
+                <w:rFonts w:ascii="Times New Roman" w:hAnsi="Times New Roman" w:cs="Times New Roman"/>
+                <w:b/>
+                <w:bCs/>
                 <w:sz w:val="28"/>
                 <w:szCs w:val="28"/>
               </w:rPr>
@@ -11281,21 +10630,15 @@
         </w:tc>
         <w:tc>
           <w:tcPr>
-            <w:tcW w:w="0" w:type="auto"/>
-            <w:tcMar>
-              <w:top w:w="150" w:type="dxa"/>
-              <w:left w:w="240" w:type="dxa"/>
-              <w:bottom w:w="150" w:type="dxa"/>
-              <w:right w:w="240" w:type="dxa"/>
-            </w:tcMar>
-            <w:vAlign w:val="center"/>
-            <w:hideMark/>
+            <w:tcW w:w="3115" w:type="dxa"/>
           </w:tcPr>
           <w:p>
             <w:pPr>
               <w:jc w:val="center"/>
               <w:rPr>
                 <w:rFonts w:ascii="Times New Roman" w:hAnsi="Times New Roman" w:cs="Times New Roman"/>
+                <w:b/>
+                <w:bCs/>
                 <w:sz w:val="28"/>
                 <w:szCs w:val="28"/>
               </w:rPr>
@@ -11307,392 +10650,22 @@
                 <w:sz w:val="28"/>
                 <w:szCs w:val="28"/>
               </w:rPr>
-              <w:t>reverse</w:t>
+              <w:t>top</w:t>
             </w:r>
             <w:proofErr w:type="spellEnd"/>
           </w:p>
         </w:tc>
         <w:tc>
           <w:tcPr>
-            <w:tcW w:w="0" w:type="auto"/>
-            <w:tcMar>
-              <w:top w:w="150" w:type="dxa"/>
-              <w:left w:w="240" w:type="dxa"/>
-              <w:bottom w:w="150" w:type="dxa"/>
-              <w:right w:w="0" w:type="dxa"/>
-            </w:tcMar>
-            <w:vAlign w:val="center"/>
-            <w:hideMark/>
+            <w:tcW w:w="3115" w:type="dxa"/>
           </w:tcPr>
           <w:p>
             <w:pPr>
               <w:jc w:val="center"/>
               <w:rPr>
                 <w:rFonts w:ascii="Times New Roman" w:hAnsi="Times New Roman" w:cs="Times New Roman"/>
-                <w:sz w:val="28"/>
-                <w:szCs w:val="28"/>
-              </w:rPr>
-            </w:pPr>
-            <w:r>
-              <w:rPr>
-                <w:rFonts w:ascii="Times New Roman" w:hAnsi="Times New Roman" w:cs="Times New Roman"/>
-                <w:sz w:val="28"/>
-                <w:szCs w:val="28"/>
-              </w:rPr>
-              <w:t>O(n)</w:t>
-            </w:r>
-          </w:p>
-        </w:tc>
-      </w:tr>
-      <w:tr>
-        <w:trPr>
-          <w:jc w:val="center"/>
-        </w:trPr>
-        <w:tc>
-          <w:tcPr>
-            <w:tcW w:w="0" w:type="auto"/>
-            <w:tcMar>
-              <w:top w:w="150" w:type="dxa"/>
-              <w:left w:w="0" w:type="dxa"/>
-              <w:bottom w:w="150" w:type="dxa"/>
-              <w:right w:w="240" w:type="dxa"/>
-            </w:tcMar>
-            <w:vAlign w:val="center"/>
-            <w:hideMark/>
-          </w:tcPr>
-          <w:p>
-            <w:pPr>
-              <w:jc w:val="center"/>
-              <w:rPr>
-                <w:rFonts w:ascii="Times New Roman" w:hAnsi="Times New Roman" w:cs="Times New Roman"/>
-                <w:sz w:val="28"/>
-                <w:szCs w:val="28"/>
-              </w:rPr>
-            </w:pPr>
-            <w:r>
-              <w:rPr>
-                <w:rFonts w:ascii="Times New Roman" w:hAnsi="Times New Roman" w:cs="Times New Roman"/>
-                <w:sz w:val="28"/>
-                <w:szCs w:val="28"/>
-              </w:rPr>
-              <w:t>Дек + сумма</w:t>
-            </w:r>
-          </w:p>
-        </w:tc>
-        <w:tc>
-          <w:tcPr>
-            <w:tcW w:w="0" w:type="auto"/>
-            <w:tcMar>
-              <w:top w:w="150" w:type="dxa"/>
-              <w:left w:w="240" w:type="dxa"/>
-              <w:bottom w:w="150" w:type="dxa"/>
-              <w:right w:w="240" w:type="dxa"/>
-            </w:tcMar>
-            <w:vAlign w:val="center"/>
-            <w:hideMark/>
-          </w:tcPr>
-          <w:p>
-            <w:pPr>
-              <w:jc w:val="center"/>
-              <w:rPr>
-                <w:rFonts w:ascii="Times New Roman" w:hAnsi="Times New Roman" w:cs="Times New Roman"/>
-                <w:sz w:val="28"/>
-                <w:szCs w:val="28"/>
-              </w:rPr>
-            </w:pPr>
-            <w:proofErr w:type="spellStart"/>
-            <w:r>
-              <w:rPr>
-                <w:rFonts w:ascii="Times New Roman" w:hAnsi="Times New Roman" w:cs="Times New Roman"/>
-                <w:sz w:val="28"/>
-                <w:szCs w:val="28"/>
-              </w:rPr>
-              <w:t>push</w:t>
-            </w:r>
-            <w:proofErr w:type="spellEnd"/>
-            <w:r>
-              <w:rPr>
-                <w:rFonts w:ascii="Times New Roman" w:hAnsi="Times New Roman" w:cs="Times New Roman"/>
-                <w:sz w:val="28"/>
-                <w:szCs w:val="28"/>
-              </w:rPr>
-              <w:t>/</w:t>
-            </w:r>
-            <w:proofErr w:type="spellStart"/>
-            <w:r>
-              <w:rPr>
-                <w:rFonts w:ascii="Times New Roman" w:hAnsi="Times New Roman" w:cs="Times New Roman"/>
-                <w:sz w:val="28"/>
-                <w:szCs w:val="28"/>
-              </w:rPr>
-              <w:t>pop</w:t>
-            </w:r>
-            <w:proofErr w:type="spellEnd"/>
-            <w:r>
-              <w:rPr>
-                <w:rFonts w:ascii="Times New Roman" w:hAnsi="Times New Roman" w:cs="Times New Roman"/>
-                <w:sz w:val="28"/>
-                <w:szCs w:val="28"/>
-              </w:rPr>
-              <w:t>/</w:t>
-            </w:r>
-            <w:proofErr w:type="spellStart"/>
-            <w:r>
-              <w:rPr>
-                <w:rFonts w:ascii="Times New Roman" w:hAnsi="Times New Roman" w:cs="Times New Roman"/>
-                <w:sz w:val="28"/>
-                <w:szCs w:val="28"/>
-              </w:rPr>
-              <w:t>getSum</w:t>
-            </w:r>
-            <w:proofErr w:type="spellEnd"/>
-          </w:p>
-        </w:tc>
-        <w:tc>
-          <w:tcPr>
-            <w:tcW w:w="0" w:type="auto"/>
-            <w:tcMar>
-              <w:top w:w="150" w:type="dxa"/>
-              <w:left w:w="240" w:type="dxa"/>
-              <w:bottom w:w="150" w:type="dxa"/>
-              <w:right w:w="0" w:type="dxa"/>
-            </w:tcMar>
-            <w:vAlign w:val="center"/>
-            <w:hideMark/>
-          </w:tcPr>
-          <w:p>
-            <w:pPr>
-              <w:jc w:val="center"/>
-              <w:rPr>
-                <w:rFonts w:ascii="Times New Roman" w:hAnsi="Times New Roman" w:cs="Times New Roman"/>
-                <w:sz w:val="28"/>
-                <w:szCs w:val="28"/>
-              </w:rPr>
-            </w:pPr>
-            <w:r>
-              <w:rPr>
-                <w:rFonts w:ascii="Times New Roman" w:hAnsi="Times New Roman" w:cs="Times New Roman"/>
-                <w:sz w:val="28"/>
-                <w:szCs w:val="28"/>
-              </w:rPr>
-              <w:t>O(1)</w:t>
-            </w:r>
-          </w:p>
-        </w:tc>
-      </w:tr>
-      <w:tr>
-        <w:trPr>
-          <w:jc w:val="center"/>
-        </w:trPr>
-        <w:tc>
-          <w:tcPr>
-            <w:tcW w:w="0" w:type="auto"/>
-            <w:tcMar>
-              <w:top w:w="150" w:type="dxa"/>
-              <w:left w:w="0" w:type="dxa"/>
-              <w:bottom w:w="150" w:type="dxa"/>
-              <w:right w:w="240" w:type="dxa"/>
-            </w:tcMar>
-            <w:vAlign w:val="center"/>
-            <w:hideMark/>
-          </w:tcPr>
-          <w:p>
-            <w:pPr>
-              <w:jc w:val="center"/>
-              <w:rPr>
-                <w:rFonts w:ascii="Times New Roman" w:hAnsi="Times New Roman" w:cs="Times New Roman"/>
-                <w:sz w:val="28"/>
-                <w:szCs w:val="28"/>
-              </w:rPr>
-            </w:pPr>
-            <w:r>
-              <w:rPr>
-                <w:rFonts w:ascii="Times New Roman" w:hAnsi="Times New Roman" w:cs="Times New Roman"/>
-                <w:sz w:val="28"/>
-                <w:szCs w:val="28"/>
-              </w:rPr>
-              <w:t>PQ с компаратором</w:t>
-            </w:r>
-          </w:p>
-        </w:tc>
-        <w:tc>
-          <w:tcPr>
-            <w:tcW w:w="0" w:type="auto"/>
-            <w:tcMar>
-              <w:top w:w="150" w:type="dxa"/>
-              <w:left w:w="240" w:type="dxa"/>
-              <w:bottom w:w="150" w:type="dxa"/>
-              <w:right w:w="240" w:type="dxa"/>
-            </w:tcMar>
-            <w:vAlign w:val="center"/>
-            <w:hideMark/>
-          </w:tcPr>
-          <w:p>
-            <w:pPr>
-              <w:jc w:val="center"/>
-              <w:rPr>
-                <w:rFonts w:ascii="Times New Roman" w:hAnsi="Times New Roman" w:cs="Times New Roman"/>
-                <w:sz w:val="28"/>
-                <w:szCs w:val="28"/>
-              </w:rPr>
-            </w:pPr>
-            <w:proofErr w:type="spellStart"/>
-            <w:r>
-              <w:rPr>
-                <w:rFonts w:ascii="Times New Roman" w:hAnsi="Times New Roman" w:cs="Times New Roman"/>
-                <w:sz w:val="28"/>
-                <w:szCs w:val="28"/>
-              </w:rPr>
-              <w:t>push</w:t>
-            </w:r>
-            <w:proofErr w:type="spellEnd"/>
-            <w:r>
-              <w:rPr>
-                <w:rFonts w:ascii="Times New Roman" w:hAnsi="Times New Roman" w:cs="Times New Roman"/>
-                <w:sz w:val="28"/>
-                <w:szCs w:val="28"/>
-              </w:rPr>
-              <w:t>/</w:t>
-            </w:r>
-            <w:proofErr w:type="spellStart"/>
-            <w:r>
-              <w:rPr>
-                <w:rFonts w:ascii="Times New Roman" w:hAnsi="Times New Roman" w:cs="Times New Roman"/>
-                <w:sz w:val="28"/>
-                <w:szCs w:val="28"/>
-              </w:rPr>
-              <w:t>pop</w:t>
-            </w:r>
-            <w:proofErr w:type="spellEnd"/>
-          </w:p>
-        </w:tc>
-        <w:tc>
-          <w:tcPr>
-            <w:tcW w:w="0" w:type="auto"/>
-            <w:tcMar>
-              <w:top w:w="150" w:type="dxa"/>
-              <w:left w:w="240" w:type="dxa"/>
-              <w:bottom w:w="150" w:type="dxa"/>
-              <w:right w:w="0" w:type="dxa"/>
-            </w:tcMar>
-            <w:vAlign w:val="center"/>
-            <w:hideMark/>
-          </w:tcPr>
-          <w:p>
-            <w:pPr>
-              <w:jc w:val="center"/>
-              <w:rPr>
-                <w:rFonts w:ascii="Times New Roman" w:hAnsi="Times New Roman" w:cs="Times New Roman"/>
-                <w:sz w:val="28"/>
-                <w:szCs w:val="28"/>
-              </w:rPr>
-            </w:pPr>
-            <w:r>
-              <w:rPr>
-                <w:rFonts w:ascii="Times New Roman" w:hAnsi="Times New Roman" w:cs="Times New Roman"/>
-                <w:sz w:val="28"/>
-                <w:szCs w:val="28"/>
-              </w:rPr>
-              <w:t>O(</w:t>
-            </w:r>
-            <w:proofErr w:type="spellStart"/>
-            <w:r>
-              <w:rPr>
-                <w:rFonts w:ascii="Times New Roman" w:hAnsi="Times New Roman" w:cs="Times New Roman"/>
-                <w:sz w:val="28"/>
-                <w:szCs w:val="28"/>
-              </w:rPr>
-              <w:t>log</w:t>
-            </w:r>
-            <w:proofErr w:type="spellEnd"/>
-            <w:r>
-              <w:rPr>
-                <w:rFonts w:ascii="Times New Roman" w:hAnsi="Times New Roman" w:cs="Times New Roman"/>
-                <w:sz w:val="28"/>
-                <w:szCs w:val="28"/>
-              </w:rPr>
-              <w:t xml:space="preserve"> n)</w:t>
-            </w:r>
-          </w:p>
-        </w:tc>
-      </w:tr>
-      <w:tr>
-        <w:trPr>
-          <w:jc w:val="center"/>
-        </w:trPr>
-        <w:tc>
-          <w:tcPr>
-            <w:tcW w:w="0" w:type="auto"/>
-            <w:tcMar>
-              <w:top w:w="150" w:type="dxa"/>
-              <w:left w:w="0" w:type="dxa"/>
-              <w:bottom w:w="150" w:type="dxa"/>
-              <w:right w:w="240" w:type="dxa"/>
-            </w:tcMar>
-            <w:vAlign w:val="center"/>
-            <w:hideMark/>
-          </w:tcPr>
-          <w:p>
-            <w:pPr>
-              <w:jc w:val="center"/>
-              <w:rPr>
-                <w:rFonts w:ascii="Times New Roman" w:hAnsi="Times New Roman" w:cs="Times New Roman"/>
-                <w:sz w:val="28"/>
-                <w:szCs w:val="28"/>
-              </w:rPr>
-            </w:pPr>
-          </w:p>
-        </w:tc>
-        <w:tc>
-          <w:tcPr>
-            <w:tcW w:w="0" w:type="auto"/>
-            <w:tcMar>
-              <w:top w:w="150" w:type="dxa"/>
-              <w:left w:w="240" w:type="dxa"/>
-              <w:bottom w:w="150" w:type="dxa"/>
-              <w:right w:w="240" w:type="dxa"/>
-            </w:tcMar>
-            <w:vAlign w:val="center"/>
-            <w:hideMark/>
-          </w:tcPr>
-          <w:p>
-            <w:pPr>
-              <w:jc w:val="center"/>
-              <w:rPr>
-                <w:rFonts w:ascii="Times New Roman" w:hAnsi="Times New Roman" w:cs="Times New Roman"/>
-                <w:sz w:val="28"/>
-                <w:szCs w:val="28"/>
-              </w:rPr>
-            </w:pPr>
-            <w:proofErr w:type="spellStart"/>
-            <w:r>
-              <w:rPr>
-                <w:rFonts w:ascii="Times New Roman" w:hAnsi="Times New Roman" w:cs="Times New Roman"/>
-                <w:sz w:val="28"/>
-                <w:szCs w:val="28"/>
-              </w:rPr>
-              <w:t>top</w:t>
-            </w:r>
-            <w:proofErr w:type="spellEnd"/>
-          </w:p>
-        </w:tc>
-        <w:tc>
-          <w:tcPr>
-            <w:tcW w:w="0" w:type="auto"/>
-            <w:tcMar>
-              <w:top w:w="150" w:type="dxa"/>
-              <w:left w:w="240" w:type="dxa"/>
-              <w:bottom w:w="150" w:type="dxa"/>
-              <w:right w:w="0" w:type="dxa"/>
-            </w:tcMar>
-            <w:vAlign w:val="center"/>
-            <w:hideMark/>
-          </w:tcPr>
-          <w:p>
-            <w:pPr>
-              <w:jc w:val="center"/>
-              <w:rPr>
-                <w:rFonts w:ascii="Times New Roman" w:hAnsi="Times New Roman" w:cs="Times New Roman"/>
+                <w:b/>
+                <w:bCs/>
                 <w:sz w:val="28"/>
                 <w:szCs w:val="28"/>
               </w:rPr>
@@ -13710,7 +12683,6 @@
           <w:sz w:val="28"/>
           <w:szCs w:val="28"/>
         </w:rPr>
-        <w:lastRenderedPageBreak/>
         <w:t>4.</w:t>
       </w:r>
       <w:r>
@@ -14959,6 +13931,7 @@
           <w:sz w:val="28"/>
           <w:szCs w:val="28"/>
         </w:rPr>
+        <w:lastRenderedPageBreak/>
         <w:t>6.</w:t>
       </w:r>
       <w:r>
@@ -17736,7 +16709,6 @@
           <w:sz w:val="28"/>
           <w:szCs w:val="28"/>
         </w:rPr>
-        <w:lastRenderedPageBreak/>
         <w:t>n),</w:t>
       </w:r>
       <w:r>
@@ -19237,6 +18209,7 @@
           <w:sz w:val="28"/>
           <w:szCs w:val="28"/>
         </w:rPr>
+        <w:lastRenderedPageBreak/>
         <w:t>13.</w:t>
       </w:r>
       <w:r>
@@ -21780,7 +20753,6 @@
           <w:sz w:val="28"/>
           <w:szCs w:val="28"/>
         </w:rPr>
-        <w:lastRenderedPageBreak/>
         <w:t>4.</w:t>
       </w:r>
       <w:r>
@@ -22345,7 +21317,6 @@
     <w:lsdException w:name="HTML Sample" w:semiHidden="1" w:unhideWhenUsed="1"/>
     <w:lsdException w:name="HTML Typewriter" w:semiHidden="1" w:unhideWhenUsed="1"/>
     <w:lsdException w:name="HTML Variable" w:semiHidden="1" w:unhideWhenUsed="1"/>
-    <w:lsdException w:name="Normal Table" w:semiHidden="1" w:unhideWhenUsed="1"/>
     <w:lsdException w:name="annotation subject" w:semiHidden="1" w:unhideWhenUsed="1"/>
     <w:lsdException w:name="No List" w:semiHidden="1" w:unhideWhenUsed="1"/>
     <w:lsdException w:name="Outline List 1" w:semiHidden="1" w:unhideWhenUsed="1"/>
@@ -22388,11 +21359,8 @@
     <w:lsdException w:name="Table Contemporary" w:semiHidden="1" w:unhideWhenUsed="1"/>
     <w:lsdException w:name="Table Elegant" w:semiHidden="1" w:unhideWhenUsed="1"/>
     <w:lsdException w:name="Table Professional" w:semiHidden="1" w:unhideWhenUsed="1"/>
-    <w:lsdException w:name="Table Subtle 1" w:semiHidden="1" w:unhideWhenUsed="1"/>
     <w:lsdException w:name="Table Subtle 2" w:semiHidden="1" w:unhideWhenUsed="1"/>
     <w:lsdException w:name="Table Web 1" w:semiHidden="1" w:unhideWhenUsed="1"/>
-    <w:lsdException w:name="Table Web 2" w:semiHidden="1" w:unhideWhenUsed="1"/>
-    <w:lsdException w:name="Table Web 3" w:semiHidden="1" w:unhideWhenUsed="1"/>
     <w:lsdException w:name="Balloon Text" w:semiHidden="1" w:unhideWhenUsed="1"/>
     <w:lsdException w:name="Table Grid" w:uiPriority="39"/>
     <w:lsdException w:name="Table Theme" w:semiHidden="1" w:unhideWhenUsed="1"/>
@@ -22629,6 +21597,7 @@
   <w:style w:type="character" w:default="1" w:styleId="a0">
     <w:name w:val="Default Paragraph Font"/>
     <w:uiPriority w:val="1"/>
+    <w:semiHidden/>
     <w:unhideWhenUsed/>
   </w:style>
   <w:style w:type="table" w:default="1" w:styleId="a1">
@@ -22651,6 +21620,25 @@
     <w:uiPriority w:val="99"/>
     <w:semiHidden/>
     <w:unhideWhenUsed/>
+  </w:style>
+  <w:style w:type="table" w:styleId="a3">
+    <w:name w:val="Table Grid"/>
+    <w:basedOn w:val="a1"/>
+    <w:uiPriority w:val="39"/>
+    <w:rsid w:val="006F7D14"/>
+    <w:pPr>
+      <w:spacing w:after="0" w:line="240" w:lineRule="auto"/>
+    </w:pPr>
+    <w:tblPr>
+      <w:tblBorders>
+        <w:top w:val="single" w:sz="4" w:space="0" w:color="auto"/>
+        <w:left w:val="single" w:sz="4" w:space="0" w:color="auto"/>
+        <w:bottom w:val="single" w:sz="4" w:space="0" w:color="auto"/>
+        <w:right w:val="single" w:sz="4" w:space="0" w:color="auto"/>
+        <w:insideH w:val="single" w:sz="4" w:space="0" w:color="auto"/>
+        <w:insideV w:val="single" w:sz="4" w:space="0" w:color="auto"/>
+      </w:tblBorders>
+    </w:tblPr>
   </w:style>
 </w:styles>
 </file>
